--- a/05-Routines/오늘의 뉴스 요약.docx
+++ b/05-Routines/오늘의 뉴스 요약.docx
@@ -21,7 +21,7 @@
           <w:sz w:val="22"/>
           <w:szCs w:val="22"/>
         </w:rPr>
-        <w:t xml:space="preserve">2026년 9월 8일 (화)</w:t>
+        <w:t xml:space="preserve">2026년 9월 9일 (수)</w:t>
       </w:r>
     </w:p>
     <w:p>
@@ -50,12 +50,12 @@
           <w:b/>
           <w:bCs/>
         </w:rPr>
-        <w:t xml:space="preserve">코스피 7,045.79 개장, 0.72% 상승. </w:t>
-      </w:r>
-      <w:r>
-        <w:t xml:space="preserve">전 거래일(6,995.39) 대비 50.40포인트 오르며 강세로 출발했습니다. 어제(9/7) 반도체·AI 관련주 급등의 훈풍이 이어지는 모습입니다.  </w:t>
-      </w:r>
-      <w:hyperlink w:history="1" r:id="rIdnead4lhqbo0dif2agjygp">
+        <w:t xml:space="preserve">코스피 6,972.87 개장, 0.26% 상승. </w:t>
+      </w:r>
+      <w:r>
+        <w:t xml:space="preserve">전 거래일 대비 18.35포인트 오르며 소폭 상승 출발했습니다.  </w:t>
+      </w:r>
+      <w:hyperlink w:history="1" r:id="rIdsvbajbyeivpyswp7ynhd0">
         <w:r>
           <w:rPr>
             <w:rStyle w:val="Hyperlink"/>
@@ -80,19 +80,19 @@
           <w:b/>
           <w:bCs/>
         </w:rPr>
-        <w:t xml:space="preserve">코스닥도 0.35% 오른 825.03 개장. </w:t>
-      </w:r>
-      <w:r>
-        <w:t xml:space="preserve">코스닥은 중소·벤처기업 중심 시장으로, 코스피와 함께 오늘 동반 상승 출발했습니다.  </w:t>
-      </w:r>
-      <w:hyperlink w:history="1" r:id="rId5lo-6nvpukro3-7bobbzc">
-        <w:r>
-          <w:rPr>
-            <w:rStyle w:val="Hyperlink"/>
-            <w:sz w:val="18"/>
-            <w:szCs w:val="18"/>
-          </w:rPr>
-          <w:t xml:space="preserve">[자세히 보기: 국제뉴스]</w:t>
+        <w:t xml:space="preserve">원/달러 환율 1,340원대에서 눈치보기 장세. </w:t>
+      </w:r>
+      <w:r>
+        <w:t xml:space="preserve">중동 긴장 고조로 국제유가가 오르면 환율 상승 압력이 되지만, 반도체 기업들의 달러 공급(수출대금 환전 등)이 이를 상쇄하고 있습니다.  </w:t>
+      </w:r>
+      <w:hyperlink w:history="1" r:id="rIduim4hronvdhepo_vgnk0j">
+        <w:r>
+          <w:rPr>
+            <w:rStyle w:val="Hyperlink"/>
+            <w:sz w:val="18"/>
+            <w:szCs w:val="18"/>
+          </w:rPr>
+          <w:t xml:space="preserve">[자세히 보기: 이데일리]</w:t>
         </w:r>
       </w:hyperlink>
     </w:p>
@@ -110,19 +110,19 @@
           <w:b/>
           <w:bCs/>
         </w:rPr>
-        <w:t xml:space="preserve">원/달러 환율 1,344.70원, 전일 대비 5.70원 하락. </w:t>
-      </w:r>
-      <w:r>
-        <w:t xml:space="preserve">환율이 내려가면 수입 물가 부담이 다소 줄어드는 효과가 있습니다.  </w:t>
-      </w:r>
-      <w:hyperlink w:history="1" r:id="rIds3dazdrjc-9ma-bfpmisi">
-        <w:r>
-          <w:rPr>
-            <w:rStyle w:val="Hyperlink"/>
-            <w:sz w:val="18"/>
-            <w:szCs w:val="18"/>
-          </w:rPr>
-          <w:t xml:space="preserve">[자세히 보기: 한국은행 경제통계시스템]</w:t>
+        <w:t xml:space="preserve">미국 9월 금리 결정 향방에 시장 촉각. </w:t>
+      </w:r>
+      <w:r>
+        <w:t xml:space="preserve">10일 생산자물가(PPI), 11일 소비자물가(CPI) 발표에 이어 15~16일 미국 연준의 FOMC 회의가 예정되어 있습니다. 이번 CPI가 금리 동결이냐 인상이냐를 가를 마지막 핵심 지표로 꼽힙니다.  </w:t>
+      </w:r>
+      <w:hyperlink w:history="1" r:id="rIdxnu7phqcei5zamikunuqg">
+        <w:r>
+          <w:rPr>
+            <w:rStyle w:val="Hyperlink"/>
+            <w:sz w:val="18"/>
+            <w:szCs w:val="18"/>
+          </w:rPr>
+          <w:t xml:space="preserve">[자세히 보기: 파이낸셜뉴스]</w:t>
         </w:r>
       </w:hyperlink>
     </w:p>
@@ -140,21 +140,33 @@
           <w:b/>
           <w:bCs/>
         </w:rPr>
-        <w:t xml:space="preserve">오픈AI 새 모델 공개 기대감에 반도체주 강세 지속. </w:t>
-      </w:r>
-      <w:r>
-        <w:t xml:space="preserve">AI 연산·메모리 수요가 늘어날 것이란 기대로 삼성전자·SK하이닉스 등 반도체 관련주가 계속 오르고 있습니다.  </w:t>
-      </w:r>
-      <w:hyperlink w:history="1" r:id="rId2lookv1zbc2z_fxzay2yt">
-        <w:r>
-          <w:rPr>
-            <w:rStyle w:val="Hyperlink"/>
-            <w:sz w:val="18"/>
-            <w:szCs w:val="18"/>
-          </w:rPr>
-          <w:t xml:space="preserve">[자세히 보기: 인포스탁데일리]</w:t>
-        </w:r>
-      </w:hyperlink>
+        <w:t xml:space="preserve">한국 물가 다시 3%대로 상승, 기준금리 3.00%. </w:t>
+      </w:r>
+      <w:r>
+        <w:t xml:space="preserve">국내 물가 상승 압력과 정부의 2027년 예산안, AI·반도체 투자 계획이 함께 맞물리는 상황입니다.  </w:t>
+      </w:r>
+      <w:hyperlink w:history="1" r:id="rId4uzrgflot_npl1sso709u">
+        <w:r>
+          <w:rPr>
+            <w:rStyle w:val="Hyperlink"/>
+            <w:sz w:val="18"/>
+            <w:szCs w:val="18"/>
+          </w:rPr>
+          <w:t xml:space="preserve">[자세히 보기: KORI Insight]</w:t>
+        </w:r>
+      </w:hyperlink>
+    </w:p>
+    <w:p>
+      <w:pPr>
+        <w:pStyle w:val="Heading1"/>
+        <w:pBdr>
+          <w:bottom w:val="single" w:color="999999" w:sz="6" w:space="4"/>
+        </w:pBdr>
+        <w:spacing w:after="200" w:before="400"/>
+      </w:pPr>
+      <w:r>
+        <w:t xml:space="preserve">정치</w:t>
+      </w:r>
     </w:p>
     <w:p>
       <w:pPr>
@@ -170,33 +182,21 @@
           <w:b/>
           <w:bCs/>
         </w:rPr>
-        <w:t xml:space="preserve">외국인·기관 5조원 넘게 '쌍끌이 매수'. </w:t>
-      </w:r>
-      <w:r>
-        <w:t xml:space="preserve">외국인과 국내 기관 투자자가 동시에 많이 사들이면서 지수 상승을 뒷받침했습니다.  </w:t>
-      </w:r>
-      <w:hyperlink w:history="1" r:id="rIdm6quunvhixiszq73rjxzb">
-        <w:r>
-          <w:rPr>
-            <w:rStyle w:val="Hyperlink"/>
-            <w:sz w:val="18"/>
-            <w:szCs w:val="18"/>
-          </w:rPr>
-          <w:t xml:space="preserve">[자세히 보기: 인포스탁데일리]</w:t>
-        </w:r>
-      </w:hyperlink>
-    </w:p>
-    <w:p>
-      <w:pPr>
-        <w:pStyle w:val="Heading1"/>
-        <w:pBdr>
-          <w:bottom w:val="single" w:color="999999" w:sz="6" w:space="4"/>
-        </w:pBdr>
-        <w:spacing w:after="200" w:before="400"/>
-      </w:pPr>
-      <w:r>
-        <w:t xml:space="preserve">정치</w:t>
-      </w:r>
+        <w:t xml:space="preserve">이재명 대통령, 7박 유럽(프랑스) 순방 마치고 귀국. </w:t>
+      </w:r>
+      <w:r>
+        <w:t xml:space="preserve">귀국 후 곧바로 국정 현안 점검에 나설 것으로 예상됩니다.  </w:t>
+      </w:r>
+      <w:hyperlink w:history="1" r:id="rId_ga2-spqah71e4_yhv7su">
+        <w:r>
+          <w:rPr>
+            <w:rStyle w:val="Hyperlink"/>
+            <w:sz w:val="18"/>
+            <w:szCs w:val="18"/>
+          </w:rPr>
+          <w:t xml:space="preserve">[자세히 보기: 파이낸셜뉴스]</w:t>
+        </w:r>
+      </w:hyperlink>
     </w:p>
     <w:p>
       <w:pPr>
@@ -212,12 +212,12 @@
           <w:b/>
           <w:bCs/>
         </w:rPr>
-        <w:t xml:space="preserve">이재명 대통령, 프랑스서 마크롱과 정상회담. </w:t>
-      </w:r>
-      <w:r>
-        <w:t xml:space="preserve">파리를 방문한 이재명 대통령이 마크롱 프랑스 대통령과 정상회담을 갖고, 호르무즈 해협(중동의 주요 원유 수송 통로) 파병 문제를 논의할지 주목받고 있습니다. AI·우주·원자력 등 첨단기술 협력도 논의될 전망입니다.  </w:t>
-      </w:r>
-      <w:hyperlink w:history="1" r:id="rIdmijdkktn8e4b82v4y8kxd">
+        <w:t xml:space="preserve">김승원 법무부·용혜인 성평등가족부 장관 후보자 논란 확산. </w:t>
+      </w:r>
+      <w:r>
+        <w:t xml:space="preserve">김 후보자의 신약 임상시험 승인 관련 청탁 의혹에 야권이 지명 철회를 요구하는 등 여야 공방이 이어지고 있습니다. 여권은 일단 인사청문회까지 지켜보겠다는 입장입니다.  </w:t>
+      </w:r>
+      <w:hyperlink w:history="1" r:id="rIdpgnmktb3u9g71pnfmyu84">
         <w:r>
           <w:rPr>
             <w:rStyle w:val="Hyperlink"/>
@@ -242,19 +242,19 @@
           <w:b/>
           <w:bCs/>
         </w:rPr>
-        <w:t xml:space="preserve">국회 본회의, 국민의힘 교섭단체 대표연설 진행. </w:t>
-      </w:r>
-      <w:r>
-        <w:t xml:space="preserve">정기국회 일정으로 여당의 국정 방향 관련 연설이 있었습니다.  </w:t>
-      </w:r>
-      <w:hyperlink w:history="1" r:id="rId0bvu4lwohswgakxstahz0">
-        <w:r>
-          <w:rPr>
-            <w:rStyle w:val="Hyperlink"/>
-            <w:sz w:val="18"/>
-            <w:szCs w:val="18"/>
-          </w:rPr>
-          <w:t xml:space="preserve">[자세히 보기: 법률신문]</w:t>
+        <w:t xml:space="preserve">국회 본회의, 대정부질문(정치) 및 비교섭단체 대표연설 진행. </w:t>
+      </w:r>
+      <w:r>
+        <w:t xml:space="preserve">오후 2시 국회 본회의장에서 열렸습니다.  </w:t>
+      </w:r>
+      <w:hyperlink w:history="1" r:id="rIdgft8xxtpr2hpgwmssjwxu">
+        <w:r>
+          <w:rPr>
+            <w:rStyle w:val="Hyperlink"/>
+            <w:sz w:val="18"/>
+            <w:szCs w:val="18"/>
+          </w:rPr>
+          <w:t xml:space="preserve">[자세히 보기: Queen 이코노미퀸]</w:t>
         </w:r>
       </w:hyperlink>
     </w:p>
@@ -272,19 +272,19 @@
           <w:b/>
           <w:bCs/>
         </w:rPr>
-        <w:t xml:space="preserve">국회의장, 캐나다 연방상원의장과 회담·오찬. </w:t>
-      </w:r>
-      <w:r>
-        <w:t xml:space="preserve">국회 차원의 외교 일정이 함께 진행됐습니다.  </w:t>
-      </w:r>
-      <w:hyperlink w:history="1" r:id="rId-ibyqd5l5bfpcetdrbkrp">
-        <w:r>
-          <w:rPr>
-            <w:rStyle w:val="Hyperlink"/>
-            <w:sz w:val="18"/>
-            <w:szCs w:val="18"/>
-          </w:rPr>
-          <w:t xml:space="preserve">[자세히 보기: 법률신문]</w:t>
+        <w:t xml:space="preserve">국회 정책토론회 다수 개최. </w:t>
+      </w:r>
+      <w:r>
+        <w:t xml:space="preserve">농지의 공공성 회복, 기후위기 시대 국가 재난관리, 성폭력처벌법 개정 등 다양한 주제의 토론회가 의원회관에서 열렸습니다.  </w:t>
+      </w:r>
+      <w:hyperlink w:history="1" r:id="rIdeysn01yrkq7fyjweicuax">
+        <w:r>
+          <w:rPr>
+            <w:rStyle w:val="Hyperlink"/>
+            <w:sz w:val="18"/>
+            <w:szCs w:val="18"/>
+          </w:rPr>
+          <w:t xml:space="preserve">[자세히 보기: Queen 이코노미퀸]</w:t>
         </w:r>
       </w:hyperlink>
     </w:p>
@@ -302,49 +302,19 @@
           <w:b/>
           <w:bCs/>
         </w:rPr>
-        <w:t xml:space="preserve">국회의장, 이시바 시게루 전 일본 총리 접견. </w:t>
-      </w:r>
-      <w:r>
-        <w:t xml:space="preserve">한일 의회 교류 차원의 접견 일정입니다.  </w:t>
-      </w:r>
-      <w:hyperlink w:history="1" r:id="rIdkkjvtg4yknob5jwnlvlbq">
-        <w:r>
-          <w:rPr>
-            <w:rStyle w:val="Hyperlink"/>
-            <w:sz w:val="18"/>
-            <w:szCs w:val="18"/>
-          </w:rPr>
-          <w:t xml:space="preserve">[자세히 보기: 법률신문]</w:t>
-        </w:r>
-      </w:hyperlink>
-    </w:p>
-    <w:p>
-      <w:pPr>
-        <w:pStyle w:val="ListParagraph"/>
-        <w:numPr>
-          <w:ilvl w:val="0"/>
-          <w:numId w:val="2"/>
-        </w:numPr>
-        <w:spacing w:after="160"/>
-      </w:pPr>
-      <w:r>
-        <w:rPr>
-          <w:b/>
-          <w:bCs/>
-        </w:rPr>
-        <w:t xml:space="preserve">윤석열 전 대통령 공직선거법위반 혐의 항소심 1차 공판. </w:t>
-      </w:r>
-      <w:r>
-        <w:t xml:space="preserve">서울고등법원에서 열렸습니다. 항소심은 1심 판결에 불복해 다시 여는 재판을 말합니다.  </w:t>
-      </w:r>
-      <w:hyperlink w:history="1" r:id="rIdqt53duqrjeot712cs5zli">
-        <w:r>
-          <w:rPr>
-            <w:rStyle w:val="Hyperlink"/>
-            <w:sz w:val="18"/>
-            <w:szCs w:val="18"/>
-          </w:rPr>
-          <w:t xml:space="preserve">[자세히 보기: 법률신문]</w:t>
+        <w:t xml:space="preserve">이태원참사 특별법 개정안, 9월 15일 공포·시행 예정. </w:t>
+      </w:r>
+      <w:r>
+        <w:t xml:space="preserve">특별조사위원회의 조사 활동 기간을 1년 연장하는 내용입니다.  </w:t>
+      </w:r>
+      <w:hyperlink w:history="1" r:id="rIdz3sz3bnqcmkkk-rujsqfw">
+        <w:r>
+          <w:rPr>
+            <w:rStyle w:val="Hyperlink"/>
+            <w:sz w:val="18"/>
+            <w:szCs w:val="18"/>
+          </w:rPr>
+          <w:t xml:space="preserve">[자세히 보기: 시선뉴스]</w:t>
         </w:r>
       </w:hyperlink>
     </w:p>
@@ -364,14 +334,14 @@
       <w:pPr>
         <w:spacing w:after="80"/>
       </w:pPr>
-      <w:hyperlink w:history="1" r:id="rIdlmcqsxjgh1eajphqivkzl">
-        <w:r>
-          <w:rPr>
-            <w:rStyle w:val="Hyperlink"/>
-            <w:sz w:val="18"/>
-            <w:szCs w:val="18"/>
-          </w:rPr>
-          <w:t xml:space="preserve">코스피 개장 시황 - 아시아경제 — https://view.asiae.co.kr/article/2026090809005756331</w:t>
+      <w:hyperlink w:history="1" r:id="rId3cncygfraz3zbapow9w3q">
+        <w:r>
+          <w:rPr>
+            <w:rStyle w:val="Hyperlink"/>
+            <w:sz w:val="18"/>
+            <w:szCs w:val="18"/>
+          </w:rPr>
+          <w:t xml:space="preserve">코스피 개장 시황 - 아시아경제 — https://view.asiae.co.kr/article/2026090909063451678</w:t>
         </w:r>
       </w:hyperlink>
     </w:p>
@@ -379,14 +349,14 @@
       <w:pPr>
         <w:spacing w:after="80"/>
       </w:pPr>
-      <w:hyperlink w:history="1" r:id="rIdspwzx5hdpab69nmre-erj">
-        <w:r>
-          <w:rPr>
-            <w:rStyle w:val="Hyperlink"/>
-            <w:sz w:val="18"/>
-            <w:szCs w:val="18"/>
-          </w:rPr>
-          <w:t xml:space="preserve">코스피·코스닥 개장 - 국제뉴스 — https://www.gukjenews.com/news/articleView.html?idxno=3687923</w:t>
+      <w:hyperlink w:history="1" r:id="rId423mtpjfixltxricd-cvf">
+        <w:r>
+          <w:rPr>
+            <w:rStyle w:val="Hyperlink"/>
+            <w:sz w:val="18"/>
+            <w:szCs w:val="18"/>
+          </w:rPr>
+          <w:t xml:space="preserve">환율 전망 - 이데일리 — https://www.edaily.co.kr/News/Read?newsId=02751926645578480</w:t>
         </w:r>
       </w:hyperlink>
     </w:p>
@@ -394,14 +364,14 @@
       <w:pPr>
         <w:spacing w:after="80"/>
       </w:pPr>
-      <w:hyperlink w:history="1" r:id="rIdsf4knafyoxfurwexsflsr">
-        <w:r>
-          <w:rPr>
-            <w:rStyle w:val="Hyperlink"/>
-            <w:sz w:val="18"/>
-            <w:szCs w:val="18"/>
-          </w:rPr>
-          <w:t xml:space="preserve">한국은행 경제통계시스템(환율) — https://ecos.bok.or.kr/</w:t>
+      <w:hyperlink w:history="1" r:id="rIdafxt7yfy5rhlpuxsj0zr5">
+        <w:r>
+          <w:rPr>
+            <w:rStyle w:val="Hyperlink"/>
+            <w:sz w:val="18"/>
+            <w:szCs w:val="18"/>
+          </w:rPr>
+          <w:t xml:space="preserve">美 CPI·FOMC 전망 - 파이낸셜뉴스 — https://www.fnnews.com/news/202609071002333837</w:t>
         </w:r>
       </w:hyperlink>
     </w:p>
@@ -409,14 +379,14 @@
       <w:pPr>
         <w:spacing w:after="80"/>
       </w:pPr>
-      <w:hyperlink w:history="1" r:id="rIdnwt88ycyrsak_7aragz06">
-        <w:r>
-          <w:rPr>
-            <w:rStyle w:val="Hyperlink"/>
-            <w:sz w:val="18"/>
-            <w:szCs w:val="18"/>
-          </w:rPr>
-          <w:t xml:space="preserve">반도체주 개장체크 - 인포스탁데일리 — https://www.infostockdaily.co.kr/news/articleView.html?idxno=217827</w:t>
+      <w:hyperlink w:history="1" r:id="rIdznr6gadp7w-m1yvckxuyk">
+        <w:r>
+          <w:rPr>
+            <w:rStyle w:val="Hyperlink"/>
+            <w:sz w:val="18"/>
+            <w:szCs w:val="18"/>
+          </w:rPr>
+          <w:t xml:space="preserve">2026년 9월 2주차 경제뉴스 분석 - KORI Insight — https://koriinsight.com/2026-september-week-2-economic-news-analysis-kr/</w:t>
         </w:r>
       </w:hyperlink>
     </w:p>
@@ -424,14 +394,14 @@
       <w:pPr>
         <w:spacing w:after="80"/>
       </w:pPr>
-      <w:hyperlink w:history="1" r:id="rId9sv2dfpjurdnsikpaddu-">
-        <w:r>
-          <w:rPr>
-            <w:rStyle w:val="Hyperlink"/>
-            <w:sz w:val="18"/>
-            <w:szCs w:val="18"/>
-          </w:rPr>
-          <w:t xml:space="preserve">李대통령-마크롱 정상회담 - 파이낸셜뉴스 — https://www.fnnews.com/news/202609080339461968</w:t>
+      <w:hyperlink w:history="1" r:id="rIdv8hogk1vcqlx-qbrfgx64">
+        <w:r>
+          <w:rPr>
+            <w:rStyle w:val="Hyperlink"/>
+            <w:sz w:val="18"/>
+            <w:szCs w:val="18"/>
+          </w:rPr>
+          <w:t xml:space="preserve">李대통령 귀국, 장관 후보자 논란 - 파이낸셜뉴스 — https://www.fnnews.com/news/202609090859128409</w:t>
         </w:r>
       </w:hyperlink>
     </w:p>
@@ -439,14 +409,14 @@
       <w:pPr>
         <w:spacing w:after="80"/>
       </w:pPr>
-      <w:hyperlink w:history="1" r:id="rId44mwdnjmbfpcrlcoiigqb">
-        <w:r>
-          <w:rPr>
-            <w:rStyle w:val="Hyperlink"/>
-            <w:sz w:val="18"/>
-            <w:szCs w:val="18"/>
-          </w:rPr>
-          <w:t xml:space="preserve">오늘의 국회일정(9/8) - 법률신문 — https://www.lawtimes.co.kr/news/articleView.html?idxno=226003</w:t>
+      <w:hyperlink w:history="1" r:id="rIdw8poiy_vv1vu2-migdyej">
+        <w:r>
+          <w:rPr>
+            <w:rStyle w:val="Hyperlink"/>
+            <w:sz w:val="18"/>
+            <w:szCs w:val="18"/>
+          </w:rPr>
+          <w:t xml:space="preserve">오늘의 주요일정(정치·정부) - Queen 이코노미퀸 — http://www.queen.co.kr/news/articleView.html?idxno=463035</w:t>
         </w:r>
       </w:hyperlink>
     </w:p>
@@ -454,14 +424,14 @@
       <w:pPr>
         <w:spacing w:after="80"/>
       </w:pPr>
-      <w:hyperlink w:history="1" r:id="rIdmkjkfjyycmes-xtp7fif1">
-        <w:r>
-          <w:rPr>
-            <w:rStyle w:val="Hyperlink"/>
-            <w:sz w:val="18"/>
-            <w:szCs w:val="18"/>
-          </w:rPr>
-          <w:t xml:space="preserve">오늘의 법조(9/8) - 법률신문 — https://www.lawtimes.co.kr/news/articleView.html?idxno=225990</w:t>
+      <w:hyperlink w:history="1" r:id="rId3rb1de4funzmddsawjn2z">
+        <w:r>
+          <w:rPr>
+            <w:rStyle w:val="Hyperlink"/>
+            <w:sz w:val="18"/>
+            <w:szCs w:val="18"/>
+          </w:rPr>
+          <w:t xml:space="preserve">이태원참사 특별법 개정 - 시선뉴스 — http://www.sisunnews.co.kr/news/articleView.html?idxno=245677</w:t>
         </w:r>
       </w:hyperlink>
     </w:p>

--- a/05-Routines/오늘의 뉴스 요약.docx
+++ b/05-Routines/오늘의 뉴스 요약.docx
@@ -21,7 +21,7 @@
           <w:sz w:val="22"/>
           <w:szCs w:val="22"/>
         </w:rPr>
-        <w:t xml:space="preserve">2026년 9월 9일 (수)</w:t>
+        <w:t xml:space="preserve">2026년 9월 10일 (목)</w:t>
       </w:r>
     </w:p>
     <w:p>
@@ -50,12 +50,12 @@
           <w:b/>
           <w:bCs/>
         </w:rPr>
-        <w:t xml:space="preserve">코스피 6,972.87 개장, 0.26% 상승. </w:t>
-      </w:r>
-      <w:r>
-        <w:t xml:space="preserve">전 거래일 대비 18.35포인트 오르며 소폭 상승 출발했습니다.  </w:t>
-      </w:r>
-      <w:hyperlink w:history="1" r:id="rIdsvbajbyeivpyswp7ynhd0">
+        <w:t xml:space="preserve">코스피 7,038.85 개장, 0.18% 하락. </w:t>
+      </w:r>
+      <w:r>
+        <w:t xml:space="preserve">전 거래일 대비 12.79포인트 내리며 소폭 하락 출발했습니다.  </w:t>
+      </w:r>
+      <w:hyperlink w:history="1" r:id="rId5q99zc_bpk8nks4ikb1y_">
         <w:r>
           <w:rPr>
             <w:rStyle w:val="Hyperlink"/>
@@ -80,19 +80,19 @@
           <w:b/>
           <w:bCs/>
         </w:rPr>
-        <w:t xml:space="preserve">원/달러 환율 1,340원대에서 눈치보기 장세. </w:t>
-      </w:r>
-      <w:r>
-        <w:t xml:space="preserve">중동 긴장 고조로 국제유가가 오르면 환율 상승 압력이 되지만, 반도체 기업들의 달러 공급(수출대금 환전 등)이 이를 상쇄하고 있습니다.  </w:t>
-      </w:r>
-      <w:hyperlink w:history="1" r:id="rIduim4hronvdhepo_vgnk0j">
-        <w:r>
-          <w:rPr>
-            <w:rStyle w:val="Hyperlink"/>
-            <w:sz w:val="18"/>
-            <w:szCs w:val="18"/>
-          </w:rPr>
-          <w:t xml:space="preserve">[자세히 보기: 이데일리]</w:t>
+        <w:t xml:space="preserve">코스닥도 0.64% 내린 825.06 개장. </w:t>
+      </w:r>
+      <w:r>
+        <w:t xml:space="preserve">코스피·코스닥 모두 약세로 하루를 시작했습니다.  </w:t>
+      </w:r>
+      <w:hyperlink w:history="1" r:id="rIdzk-cbnrl43amz7q6hjczv">
+        <w:r>
+          <w:rPr>
+            <w:rStyle w:val="Hyperlink"/>
+            <w:sz w:val="18"/>
+            <w:szCs w:val="18"/>
+          </w:rPr>
+          <w:t xml:space="preserve">[자세히 보기: 아시아경제]</w:t>
         </w:r>
       </w:hyperlink>
     </w:p>
@@ -110,19 +110,19 @@
           <w:b/>
           <w:bCs/>
         </w:rPr>
-        <w:t xml:space="preserve">미국 9월 금리 결정 향방에 시장 촉각. </w:t>
-      </w:r>
-      <w:r>
-        <w:t xml:space="preserve">10일 생산자물가(PPI), 11일 소비자물가(CPI) 발표에 이어 15~16일 미국 연준의 FOMC 회의가 예정되어 있습니다. 이번 CPI가 금리 동결이냐 인상이냐를 가를 마지막 핵심 지표로 꼽힙니다.  </w:t>
-      </w:r>
-      <w:hyperlink w:history="1" r:id="rIdxnu7phqcei5zamikunuqg">
-        <w:r>
-          <w:rPr>
-            <w:rStyle w:val="Hyperlink"/>
-            <w:sz w:val="18"/>
-            <w:szCs w:val="18"/>
-          </w:rPr>
-          <w:t xml:space="preserve">[자세히 보기: 파이낸셜뉴스]</w:t>
+        <w:t xml:space="preserve">미국 8월 생산자물가(PPI) 발표, 10년물 국채금리 4.8% 돌파. </w:t>
+      </w:r>
+      <w:r>
+        <w:t xml:space="preserve">물가·금리 지표는 미국 연준의 9월 금리 결정에 영향을 줍니다. 국제유가 상승과 미-이란 긴장이 이어지면 장기금리가 더 오를 수 있다는 우려가 있습니다.  </w:t>
+      </w:r>
+      <w:hyperlink w:history="1" r:id="rIdjbrudjoyczpheklbhhwyg">
+        <w:r>
+          <w:rPr>
+            <w:rStyle w:val="Hyperlink"/>
+            <w:sz w:val="18"/>
+            <w:szCs w:val="18"/>
+          </w:rPr>
+          <w:t xml:space="preserve">[자세히 보기: 헤럴드경제]</w:t>
         </w:r>
       </w:hyperlink>
     </w:p>
@@ -140,19 +140,19 @@
           <w:b/>
           <w:bCs/>
         </w:rPr>
-        <w:t xml:space="preserve">한국 물가 다시 3%대로 상승, 기준금리 3.00%. </w:t>
-      </w:r>
-      <w:r>
-        <w:t xml:space="preserve">국내 물가 상승 압력과 정부의 2027년 예산안, AI·반도체 투자 계획이 함께 맞물리는 상황입니다.  </w:t>
-      </w:r>
-      <w:hyperlink w:history="1" r:id="rId4uzrgflot_npl1sso709u">
-        <w:r>
-          <w:rPr>
-            <w:rStyle w:val="Hyperlink"/>
-            <w:sz w:val="18"/>
-            <w:szCs w:val="18"/>
-          </w:rPr>
-          <w:t xml:space="preserve">[자세히 보기: KORI Insight]</w:t>
+        <w:t xml:space="preserve">오늘은 '네 마녀의 날'(선물·옵션 동시 만기일). </w:t>
+      </w:r>
+      <w:r>
+        <w:t xml:space="preserve">네 가지 파생상품(주가지수 선물·옵션, 개별주식 선물·옵션)의 만기가 겹치는 날로, 투자자들이 포지션을 정리하면서 주가 변동성이 커질 수 있는 날입니다.  </w:t>
+      </w:r>
+      <w:hyperlink w:history="1" r:id="rIdoevtbwhmjw96h9ougxelu">
+        <w:r>
+          <w:rPr>
+            <w:rStyle w:val="Hyperlink"/>
+            <w:sz w:val="18"/>
+            <w:szCs w:val="18"/>
+          </w:rPr>
+          <w:t xml:space="preserve">[자세히 보기: 머니투데이]</w:t>
         </w:r>
       </w:hyperlink>
     </w:p>
@@ -182,19 +182,19 @@
           <w:b/>
           <w:bCs/>
         </w:rPr>
-        <w:t xml:space="preserve">이재명 대통령, 7박 유럽(프랑스) 순방 마치고 귀국. </w:t>
-      </w:r>
-      <w:r>
-        <w:t xml:space="preserve">귀국 후 곧바로 국정 현안 점검에 나설 것으로 예상됩니다.  </w:t>
-      </w:r>
-      <w:hyperlink w:history="1" r:id="rId_ga2-spqah71e4_yhv7su">
-        <w:r>
-          <w:rPr>
-            <w:rStyle w:val="Hyperlink"/>
-            <w:sz w:val="18"/>
-            <w:szCs w:val="18"/>
-          </w:rPr>
-          <w:t xml:space="preserve">[자세히 보기: 파이낸셜뉴스]</w:t>
+        <w:t xml:space="preserve">국회 본회의, 외교통일안보 분야 대정부질문 진행. </w:t>
+      </w:r>
+      <w:r>
+        <w:t xml:space="preserve">오후 2시 본회의장에서 열렸습니다.  </w:t>
+      </w:r>
+      <w:hyperlink w:history="1" r:id="rIdnwaq-vp6i71hmh3a043oa">
+        <w:r>
+          <w:rPr>
+            <w:rStyle w:val="Hyperlink"/>
+            <w:sz w:val="18"/>
+            <w:szCs w:val="18"/>
+          </w:rPr>
+          <w:t xml:space="preserve">[자세히 보기: Queen 이코노미퀸]</w:t>
         </w:r>
       </w:hyperlink>
     </w:p>
@@ -212,19 +212,19 @@
           <w:b/>
           <w:bCs/>
         </w:rPr>
-        <w:t xml:space="preserve">김승원 법무부·용혜인 성평등가족부 장관 후보자 논란 확산. </w:t>
-      </w:r>
-      <w:r>
-        <w:t xml:space="preserve">김 후보자의 신약 임상시험 승인 관련 청탁 의혹에 야권이 지명 철회를 요구하는 등 여야 공방이 이어지고 있습니다. 여권은 일단 인사청문회까지 지켜보겠다는 입장입니다.  </w:t>
-      </w:r>
-      <w:hyperlink w:history="1" r:id="rIdpgnmktb3u9g71pnfmyu84">
-        <w:r>
-          <w:rPr>
-            <w:rStyle w:val="Hyperlink"/>
-            <w:sz w:val="18"/>
-            <w:szCs w:val="18"/>
-          </w:rPr>
-          <w:t xml:space="preserve">[자세히 보기: 파이낸셜뉴스]</w:t>
+        <w:t xml:space="preserve">국방위원회·성평등가족위원회 전체회의 개최. </w:t>
+      </w:r>
+      <w:r>
+        <w:t xml:space="preserve">각 상임위원회별 소관 현안을 다뤘습니다.  </w:t>
+      </w:r>
+      <w:hyperlink w:history="1" r:id="rId5urk2oqxgzgkmmlanmnrw">
+        <w:r>
+          <w:rPr>
+            <w:rStyle w:val="Hyperlink"/>
+            <w:sz w:val="18"/>
+            <w:szCs w:val="18"/>
+          </w:rPr>
+          <w:t xml:space="preserve">[자세히 보기: Queen 이코노미퀸]</w:t>
         </w:r>
       </w:hyperlink>
     </w:p>
@@ -242,19 +242,19 @@
           <w:b/>
           <w:bCs/>
         </w:rPr>
-        <w:t xml:space="preserve">국회 본회의, 대정부질문(정치) 및 비교섭단체 대표연설 진행. </w:t>
-      </w:r>
-      <w:r>
-        <w:t xml:space="preserve">오후 2시 국회 본회의장에서 열렸습니다.  </w:t>
-      </w:r>
-      <w:hyperlink w:history="1" r:id="rIdgft8xxtpr2hpgwmssjwxu">
-        <w:r>
-          <w:rPr>
-            <w:rStyle w:val="Hyperlink"/>
-            <w:sz w:val="18"/>
-            <w:szCs w:val="18"/>
-          </w:rPr>
-          <w:t xml:space="preserve">[자세히 보기: Queen 이코노미퀸]</w:t>
+        <w:t xml:space="preserve">이재명 대통령 귀국 후 첫 NSC(국가안전보장회의) 실무조정회의. </w:t>
+      </w:r>
+      <w:r>
+        <w:t xml:space="preserve">호르무즈 해협(중동의 주요 원유 수송로) 파병 여부와 규모를 논의하는 절차가 오늘부터 시작될 것으로 예상됩니다.  </w:t>
+      </w:r>
+      <w:hyperlink w:history="1" r:id="rIdsgslgerdzcfo38rclx16f">
+        <w:r>
+          <w:rPr>
+            <w:rStyle w:val="Hyperlink"/>
+            <w:sz w:val="18"/>
+            <w:szCs w:val="18"/>
+          </w:rPr>
+          <w:t xml:space="preserve">[자세히 보기: 이데일리]</w:t>
         </w:r>
       </w:hyperlink>
     </w:p>
@@ -272,49 +272,19 @@
           <w:b/>
           <w:bCs/>
         </w:rPr>
-        <w:t xml:space="preserve">국회 정책토론회 다수 개최. </w:t>
-      </w:r>
-      <w:r>
-        <w:t xml:space="preserve">농지의 공공성 회복, 기후위기 시대 국가 재난관리, 성폭력처벌법 개정 등 다양한 주제의 토론회가 의원회관에서 열렸습니다.  </w:t>
-      </w:r>
-      <w:hyperlink w:history="1" r:id="rIdeysn01yrkq7fyjweicuax">
-        <w:r>
-          <w:rPr>
-            <w:rStyle w:val="Hyperlink"/>
-            <w:sz w:val="18"/>
-            <w:szCs w:val="18"/>
-          </w:rPr>
-          <w:t xml:space="preserve">[자세히 보기: Queen 이코노미퀸]</w:t>
-        </w:r>
-      </w:hyperlink>
-    </w:p>
-    <w:p>
-      <w:pPr>
-        <w:pStyle w:val="ListParagraph"/>
-        <w:numPr>
-          <w:ilvl w:val="0"/>
-          <w:numId w:val="2"/>
-        </w:numPr>
-        <w:spacing w:after="160"/>
-      </w:pPr>
-      <w:r>
-        <w:rPr>
-          <w:b/>
-          <w:bCs/>
-        </w:rPr>
-        <w:t xml:space="preserve">이태원참사 특별법 개정안, 9월 15일 공포·시행 예정. </w:t>
-      </w:r>
-      <w:r>
-        <w:t xml:space="preserve">특별조사위원회의 조사 활동 기간을 1년 연장하는 내용입니다.  </w:t>
-      </w:r>
-      <w:hyperlink w:history="1" r:id="rIdz3sz3bnqcmkkk-rujsqfw">
-        <w:r>
-          <w:rPr>
-            <w:rStyle w:val="Hyperlink"/>
-            <w:sz w:val="18"/>
-            <w:szCs w:val="18"/>
-          </w:rPr>
-          <w:t xml:space="preserve">[자세히 보기: 시선뉴스]</w:t>
+        <w:t xml:space="preserve">김승원 법무부·용혜인 성평등가족부 장관 후보자 임명 두고 여권 고심 지속. </w:t>
+      </w:r>
+      <w:r>
+        <w:t xml:space="preserve">두 후보자를 둘러싼 논란이 이어지면서 여당 내부에서도 부담스러워하는 기류가 있습니다.  </w:t>
+      </w:r>
+      <w:hyperlink w:history="1" r:id="rIdapjov82l2ojt71k_eoq7f">
+        <w:r>
+          <w:rPr>
+            <w:rStyle w:val="Hyperlink"/>
+            <w:sz w:val="18"/>
+            <w:szCs w:val="18"/>
+          </w:rPr>
+          <w:t xml:space="preserve">[자세히 보기: 오마이뉴스]</w:t>
         </w:r>
       </w:hyperlink>
     </w:p>
@@ -334,14 +304,14 @@
       <w:pPr>
         <w:spacing w:after="80"/>
       </w:pPr>
-      <w:hyperlink w:history="1" r:id="rId3cncygfraz3zbapow9w3q">
-        <w:r>
-          <w:rPr>
-            <w:rStyle w:val="Hyperlink"/>
-            <w:sz w:val="18"/>
-            <w:szCs w:val="18"/>
-          </w:rPr>
-          <w:t xml:space="preserve">코스피 개장 시황 - 아시아경제 — https://view.asiae.co.kr/article/2026090909063451678</w:t>
+      <w:hyperlink w:history="1" r:id="rIde2xlfojqb61dqbovavcno">
+        <w:r>
+          <w:rPr>
+            <w:rStyle w:val="Hyperlink"/>
+            <w:sz w:val="18"/>
+            <w:szCs w:val="18"/>
+          </w:rPr>
+          <w:t xml:space="preserve">코스피 개장 - 아시아경제 — https://view.asiae.co.kr/article/2026091009020517193</w:t>
         </w:r>
       </w:hyperlink>
     </w:p>
@@ -349,14 +319,14 @@
       <w:pPr>
         <w:spacing w:after="80"/>
       </w:pPr>
-      <w:hyperlink w:history="1" r:id="rId423mtpjfixltxricd-cvf">
-        <w:r>
-          <w:rPr>
-            <w:rStyle w:val="Hyperlink"/>
-            <w:sz w:val="18"/>
-            <w:szCs w:val="18"/>
-          </w:rPr>
-          <w:t xml:space="preserve">환율 전망 - 이데일리 — https://www.edaily.co.kr/News/Read?newsId=02751926645578480</w:t>
+      <w:hyperlink w:history="1" r:id="rIdimp2e7mnykdeydu9tchxy">
+        <w:r>
+          <w:rPr>
+            <w:rStyle w:val="Hyperlink"/>
+            <w:sz w:val="18"/>
+            <w:szCs w:val="18"/>
+          </w:rPr>
+          <w:t xml:space="preserve">코스닥 개장 - 아시아경제 — https://view.asiae.co.kr/article/2026091009023348281</w:t>
         </w:r>
       </w:hyperlink>
     </w:p>
@@ -364,14 +334,14 @@
       <w:pPr>
         <w:spacing w:after="80"/>
       </w:pPr>
-      <w:hyperlink w:history="1" r:id="rIdafxt7yfy5rhlpuxsj0zr5">
-        <w:r>
-          <w:rPr>
-            <w:rStyle w:val="Hyperlink"/>
-            <w:sz w:val="18"/>
-            <w:szCs w:val="18"/>
-          </w:rPr>
-          <w:t xml:space="preserve">美 CPI·FOMC 전망 - 파이낸셜뉴스 — https://www.fnnews.com/news/202609071002333837</w:t>
+      <w:hyperlink w:history="1" r:id="rId_261w42lx6exlzgejnuri">
+        <w:r>
+          <w:rPr>
+            <w:rStyle w:val="Hyperlink"/>
+            <w:sz w:val="18"/>
+            <w:szCs w:val="18"/>
+          </w:rPr>
+          <w:t xml:space="preserve">美 국채금리·물가 - 헤럴드경제 — https://biz.heraldcorp.com/article/10863371</w:t>
         </w:r>
       </w:hyperlink>
     </w:p>
@@ -379,14 +349,14 @@
       <w:pPr>
         <w:spacing w:after="80"/>
       </w:pPr>
-      <w:hyperlink w:history="1" r:id="rIdznr6gadp7w-m1yvckxuyk">
-        <w:r>
-          <w:rPr>
-            <w:rStyle w:val="Hyperlink"/>
-            <w:sz w:val="18"/>
-            <w:szCs w:val="18"/>
-          </w:rPr>
-          <w:t xml:space="preserve">2026년 9월 2주차 경제뉴스 분석 - KORI Insight — https://koriinsight.com/2026-september-week-2-economic-news-analysis-kr/</w:t>
+      <w:hyperlink w:history="1" r:id="rIdjd5fnx7y6rani-rtf0kx5">
+        <w:r>
+          <w:rPr>
+            <w:rStyle w:val="Hyperlink"/>
+            <w:sz w:val="18"/>
+            <w:szCs w:val="18"/>
+          </w:rPr>
+          <w:t xml:space="preserve">네 마녀의 날 변동성 - 머니투데이 — https://www.mt.co.kr/stock/2026/09/09/2026090916155370075</w:t>
         </w:r>
       </w:hyperlink>
     </w:p>
@@ -394,14 +364,14 @@
       <w:pPr>
         <w:spacing w:after="80"/>
       </w:pPr>
-      <w:hyperlink w:history="1" r:id="rIdv8hogk1vcqlx-qbrfgx64">
-        <w:r>
-          <w:rPr>
-            <w:rStyle w:val="Hyperlink"/>
-            <w:sz w:val="18"/>
-            <w:szCs w:val="18"/>
-          </w:rPr>
-          <w:t xml:space="preserve">李대통령 귀국, 장관 후보자 논란 - 파이낸셜뉴스 — https://www.fnnews.com/news/202609090859128409</w:t>
+      <w:hyperlink w:history="1" r:id="rIdmq7l97cw79cyxfaiko-r1">
+        <w:r>
+          <w:rPr>
+            <w:rStyle w:val="Hyperlink"/>
+            <w:sz w:val="18"/>
+            <w:szCs w:val="18"/>
+          </w:rPr>
+          <w:t xml:space="preserve">오늘의 국회일정(9/10) - Queen 이코노미퀸 — http://www.queen.co.kr/news/articleView.html?idxno=463098</w:t>
         </w:r>
       </w:hyperlink>
     </w:p>
@@ -409,14 +379,14 @@
       <w:pPr>
         <w:spacing w:after="80"/>
       </w:pPr>
-      <w:hyperlink w:history="1" r:id="rIdw8poiy_vv1vu2-migdyej">
-        <w:r>
-          <w:rPr>
-            <w:rStyle w:val="Hyperlink"/>
-            <w:sz w:val="18"/>
-            <w:szCs w:val="18"/>
-          </w:rPr>
-          <w:t xml:space="preserve">오늘의 주요일정(정치·정부) - Queen 이코노미퀸 — http://www.queen.co.kr/news/articleView.html?idxno=463035</w:t>
+      <w:hyperlink w:history="1" r:id="rIdw90ixryhpjyhadleozbm6">
+        <w:r>
+          <w:rPr>
+            <w:rStyle w:val="Hyperlink"/>
+            <w:sz w:val="18"/>
+            <w:szCs w:val="18"/>
+          </w:rPr>
+          <w:t xml:space="preserve">파병·인사 현안 - 이데일리 — https://www.edaily.co.kr/News/Read?newsId=02686326645578808</w:t>
         </w:r>
       </w:hyperlink>
     </w:p>
@@ -424,14 +394,14 @@
       <w:pPr>
         <w:spacing w:after="80"/>
       </w:pPr>
-      <w:hyperlink w:history="1" r:id="rId3rb1de4funzmddsawjn2z">
-        <w:r>
-          <w:rPr>
-            <w:rStyle w:val="Hyperlink"/>
-            <w:sz w:val="18"/>
-            <w:szCs w:val="18"/>
-          </w:rPr>
-          <w:t xml:space="preserve">이태원참사 특별법 개정 - 시선뉴스 — http://www.sisunnews.co.kr/news/articleView.html?idxno=245677</w:t>
+      <w:hyperlink w:history="1" r:id="rIdrmwpwj2l7_rio1qrbwm95">
+        <w:r>
+          <w:rPr>
+            <w:rStyle w:val="Hyperlink"/>
+            <w:sz w:val="18"/>
+            <w:szCs w:val="18"/>
+          </w:rPr>
+          <w:t xml:space="preserve">김승원·용혜인 논란 - 오마이뉴스 — https://www.ohmynews.com/NWS_Web/View/at_pg.aspx?CNTN_CD=A0003265006</w:t>
         </w:r>
       </w:hyperlink>
     </w:p>

--- a/05-Routines/오늘의 뉴스 요약.docx
+++ b/05-Routines/오늘의 뉴스 요약.docx
@@ -21,7 +21,7 @@
           <w:sz w:val="22"/>
           <w:szCs w:val="22"/>
         </w:rPr>
-        <w:t xml:space="preserve">2026년 9월 10일 (목)</w:t>
+        <w:t xml:space="preserve">2026년 9월 11일 (금)</w:t>
       </w:r>
     </w:p>
     <w:p>
@@ -50,19 +50,19 @@
           <w:b/>
           <w:bCs/>
         </w:rPr>
-        <w:t xml:space="preserve">코스피 7,038.85 개장, 0.18% 하락. </w:t>
-      </w:r>
-      <w:r>
-        <w:t xml:space="preserve">전 거래일 대비 12.79포인트 내리며 소폭 하락 출발했습니다.  </w:t>
-      </w:r>
-      <w:hyperlink w:history="1" r:id="rId5q99zc_bpk8nks4ikb1y_">
-        <w:r>
-          <w:rPr>
-            <w:rStyle w:val="Hyperlink"/>
-            <w:sz w:val="18"/>
-            <w:szCs w:val="18"/>
-          </w:rPr>
-          <w:t xml:space="preserve">[자세히 보기: 아시아경제]</w:t>
+        <w:t xml:space="preserve">코스피 2.58% 급락, 6,852.16으로 7,000선 붕괴. </w:t>
+      </w:r>
+      <w:r>
+        <w:t xml:space="preserve">전 거래일보다 181.76포인트 크게 내렸습니다. 국제유가 급등과 미국 국채금리 상승, 간밤 뉴욕증시 하락 여파가 겹쳤습니다.  </w:t>
+      </w:r>
+      <w:hyperlink w:history="1" r:id="rId_ktpjf4pcimiegbo_ikpe">
+        <w:r>
+          <w:rPr>
+            <w:rStyle w:val="Hyperlink"/>
+            <w:sz w:val="18"/>
+            <w:szCs w:val="18"/>
+          </w:rPr>
+          <w:t xml:space="preserve">[자세히 보기: 아시아투데이]</w:t>
         </w:r>
       </w:hyperlink>
     </w:p>
@@ -80,19 +80,19 @@
           <w:b/>
           <w:bCs/>
         </w:rPr>
-        <w:t xml:space="preserve">코스닥도 0.64% 내린 825.06 개장. </w:t>
-      </w:r>
-      <w:r>
-        <w:t xml:space="preserve">코스피·코스닥 모두 약세로 하루를 시작했습니다.  </w:t>
-      </w:r>
-      <w:hyperlink w:history="1" r:id="rIdzk-cbnrl43amz7q6hjczv">
-        <w:r>
-          <w:rPr>
-            <w:rStyle w:val="Hyperlink"/>
-            <w:sz w:val="18"/>
-            <w:szCs w:val="18"/>
-          </w:rPr>
-          <w:t xml:space="preserve">[자세히 보기: 아시아경제]</w:t>
+        <w:t xml:space="preserve">국제유가 배럴당 100달러 돌파, 미국 10년물 국채금리 5%에 육박. </w:t>
+      </w:r>
+      <w:r>
+        <w:t xml:space="preserve">미국-이란 간 군사적 충돌이 격화되면서 원유 공급 우려가 커진 게 원인입니다.  </w:t>
+      </w:r>
+      <w:hyperlink w:history="1" r:id="rIdural_hktah4hqrwfh0yg_">
+        <w:r>
+          <w:rPr>
+            <w:rStyle w:val="Hyperlink"/>
+            <w:sz w:val="18"/>
+            <w:szCs w:val="18"/>
+          </w:rPr>
+          <w:t xml:space="preserve">[자세히 보기: 경제타임스]</w:t>
         </w:r>
       </w:hyperlink>
     </w:p>
@@ -110,19 +110,19 @@
           <w:b/>
           <w:bCs/>
         </w:rPr>
-        <w:t xml:space="preserve">미국 8월 생산자물가(PPI) 발표, 10년물 국채금리 4.8% 돌파. </w:t>
-      </w:r>
-      <w:r>
-        <w:t xml:space="preserve">물가·금리 지표는 미국 연준의 9월 금리 결정에 영향을 줍니다. 국제유가 상승과 미-이란 긴장이 이어지면 장기금리가 더 오를 수 있다는 우려가 있습니다.  </w:t>
-      </w:r>
-      <w:hyperlink w:history="1" r:id="rIdjbrudjoyczpheklbhhwyg">
-        <w:r>
-          <w:rPr>
-            <w:rStyle w:val="Hyperlink"/>
-            <w:sz w:val="18"/>
-            <w:szCs w:val="18"/>
-          </w:rPr>
-          <w:t xml:space="preserve">[자세히 보기: 헤럴드경제]</w:t>
+        <w:t xml:space="preserve">반도체주 중심으로 하락폭 확대. </w:t>
+      </w:r>
+      <w:r>
+        <w:t xml:space="preserve">금리 상승에 민감한 기술주 매도세가 이어지며 뉴욕증시의 마이크론(-4.9%), 엔비디아(-2.26%), AMD(-3.36%) 등이 약세를 보였고, 국내 반도체주도 동반 하락했습니다.  </w:t>
+      </w:r>
+      <w:hyperlink w:history="1" r:id="rIdsqzx5u4de0nu_r6yg-idf">
+        <w:r>
+          <w:rPr>
+            <w:rStyle w:val="Hyperlink"/>
+            <w:sz w:val="18"/>
+            <w:szCs w:val="18"/>
+          </w:rPr>
+          <w:t xml:space="preserve">[자세히 보기: 아주경제]</w:t>
         </w:r>
       </w:hyperlink>
     </w:p>
@@ -140,19 +140,19 @@
           <w:b/>
           <w:bCs/>
         </w:rPr>
-        <w:t xml:space="preserve">오늘은 '네 마녀의 날'(선물·옵션 동시 만기일). </w:t>
-      </w:r>
-      <w:r>
-        <w:t xml:space="preserve">네 가지 파생상품(주가지수 선물·옵션, 개별주식 선물·옵션)의 만기가 겹치는 날로, 투자자들이 포지션을 정리하면서 주가 변동성이 커질 수 있는 날입니다.  </w:t>
-      </w:r>
-      <w:hyperlink w:history="1" r:id="rIdoevtbwhmjw96h9ougxelu">
-        <w:r>
-          <w:rPr>
-            <w:rStyle w:val="Hyperlink"/>
-            <w:sz w:val="18"/>
-            <w:szCs w:val="18"/>
-          </w:rPr>
-          <w:t xml:space="preserve">[자세히 보기: 머니투데이]</w:t>
+        <w:t xml:space="preserve">오늘 미국 8월 소비자물가지수(CPI) 발표 예정. </w:t>
+      </w:r>
+      <w:r>
+        <w:t xml:space="preserve">이 지표 결과에 따라 미국 연준의 금리 방향이 갈릴 핵심 변수로 꼽힙니다.  </w:t>
+      </w:r>
+      <w:hyperlink w:history="1" r:id="rIdgln3iyrc2uvqjfr7tg1pk">
+        <w:r>
+          <w:rPr>
+            <w:rStyle w:val="Hyperlink"/>
+            <w:sz w:val="18"/>
+            <w:szCs w:val="18"/>
+          </w:rPr>
+          <w:t xml:space="preserve">[자세히 보기: KORI Insight]</w:t>
         </w:r>
       </w:hyperlink>
     </w:p>
@@ -182,12 +182,12 @@
           <w:b/>
           <w:bCs/>
         </w:rPr>
-        <w:t xml:space="preserve">국회 본회의, 외교통일안보 분야 대정부질문 진행. </w:t>
+        <w:t xml:space="preserve">국회 본회의, 경제 분야 대정부질문 진행. </w:t>
       </w:r>
       <w:r>
         <w:t xml:space="preserve">오후 2시 본회의장에서 열렸습니다.  </w:t>
       </w:r>
-      <w:hyperlink w:history="1" r:id="rIdnwaq-vp6i71hmh3a043oa">
+      <w:hyperlink w:history="1" r:id="rId3pehzez8aczds0c7nofu4">
         <w:r>
           <w:rPr>
             <w:rStyle w:val="Hyperlink"/>
@@ -212,12 +212,12 @@
           <w:b/>
           <w:bCs/>
         </w:rPr>
-        <w:t xml:space="preserve">국방위원회·성평등가족위원회 전체회의 개최. </w:t>
-      </w:r>
-      <w:r>
-        <w:t xml:space="preserve">각 상임위원회별 소관 현안을 다뤘습니다.  </w:t>
-      </w:r>
-      <w:hyperlink w:history="1" r:id="rId5urk2oqxgzgkmmlanmnrw">
+        <w:t xml:space="preserve">보건복지위원회 전체회의 개최. </w:t>
+      </w:r>
+      <w:r>
+        <w:t xml:space="preserve">소관 현안을 논의했습니다.  </w:t>
+      </w:r>
+      <w:hyperlink w:history="1" r:id="rIdtbe7fhva3ybxomlysao9r">
         <w:r>
           <w:rPr>
             <w:rStyle w:val="Hyperlink"/>
@@ -242,19 +242,19 @@
           <w:b/>
           <w:bCs/>
         </w:rPr>
-        <w:t xml:space="preserve">이재명 대통령 귀국 후 첫 NSC(국가안전보장회의) 실무조정회의. </w:t>
-      </w:r>
-      <w:r>
-        <w:t xml:space="preserve">호르무즈 해협(중동의 주요 원유 수송로) 파병 여부와 규모를 논의하는 절차가 오늘부터 시작될 것으로 예상됩니다.  </w:t>
-      </w:r>
-      <w:hyperlink w:history="1" r:id="rIdsgslgerdzcfo38rclx16f">
-        <w:r>
-          <w:rPr>
-            <w:rStyle w:val="Hyperlink"/>
-            <w:sz w:val="18"/>
-            <w:szCs w:val="18"/>
-          </w:rPr>
-          <w:t xml:space="preserve">[자세히 보기: 이데일리]</w:t>
+        <w:t xml:space="preserve">청와대, '호르무즈 파병 결정된 것 없다' 선 긋기. </w:t>
+      </w:r>
+      <w:r>
+        <w:t xml:space="preserve">파병 여부는 NSC(국가안전보장회의) 상임위 논의를 거쳐 대통령이 최종 판단할 것이라는 입장입니다. NSC 상임위 회의는 9월 17일쯤 열릴 것으로 예상됩니다.  </w:t>
+      </w:r>
+      <w:hyperlink w:history="1" r:id="rId8m3yxdefbdj_ylv_dfg9s">
+        <w:r>
+          <w:rPr>
+            <w:rStyle w:val="Hyperlink"/>
+            <w:sz w:val="18"/>
+            <w:szCs w:val="18"/>
+          </w:rPr>
+          <w:t xml:space="preserve">[자세히 보기: 헤럴드경제]</w:t>
         </w:r>
       </w:hyperlink>
     </w:p>
@@ -272,19 +272,19 @@
           <w:b/>
           <w:bCs/>
         </w:rPr>
-        <w:t xml:space="preserve">김승원 법무부·용혜인 성평등가족부 장관 후보자 임명 두고 여권 고심 지속. </w:t>
-      </w:r>
-      <w:r>
-        <w:t xml:space="preserve">두 후보자를 둘러싼 논란이 이어지면서 여당 내부에서도 부담스러워하는 기류가 있습니다.  </w:t>
-      </w:r>
-      <w:hyperlink w:history="1" r:id="rIdapjov82l2ojt71k_eoq7f">
-        <w:r>
-          <w:rPr>
-            <w:rStyle w:val="Hyperlink"/>
-            <w:sz w:val="18"/>
-            <w:szCs w:val="18"/>
-          </w:rPr>
-          <w:t xml:space="preserve">[자세히 보기: 오마이뉴스]</w:t>
+        <w:t xml:space="preserve">국방부 현지조사팀, UAE 파견 마치고 귀국. </w:t>
+      </w:r>
+      <w:r>
+        <w:t xml:space="preserve">조사 결과는 향후 NSC 논의에서 검토될 예정입니다. 파병뿐 아니라 정찰기(P-8) 지원, 기술지원 등 다양한 방안이 함께 검토되고 있습니다.  </w:t>
+      </w:r>
+      <w:hyperlink w:history="1" r:id="rIdfrioozlmuhyjgn_q-wthl">
+        <w:r>
+          <w:rPr>
+            <w:rStyle w:val="Hyperlink"/>
+            <w:sz w:val="18"/>
+            <w:szCs w:val="18"/>
+          </w:rPr>
+          <w:t xml:space="preserve">[자세히 보기: 아시아투데이]</w:t>
         </w:r>
       </w:hyperlink>
     </w:p>
@@ -304,14 +304,14 @@
       <w:pPr>
         <w:spacing w:after="80"/>
       </w:pPr>
-      <w:hyperlink w:history="1" r:id="rIde2xlfojqb61dqbovavcno">
-        <w:r>
-          <w:rPr>
-            <w:rStyle w:val="Hyperlink"/>
-            <w:sz w:val="18"/>
-            <w:szCs w:val="18"/>
-          </w:rPr>
-          <w:t xml:space="preserve">코스피 개장 - 아시아경제 — https://view.asiae.co.kr/article/2026091009020517193</w:t>
+      <w:hyperlink w:history="1" r:id="rIdw88bd4fmw_sz78z8rcolv">
+        <w:r>
+          <w:rPr>
+            <w:rStyle w:val="Hyperlink"/>
+            <w:sz w:val="18"/>
+            <w:szCs w:val="18"/>
+          </w:rPr>
+          <w:t xml:space="preserve">코스피 7000선 붕괴 - 아시아투데이 — https://www.asiatoday.co.kr/kn/view.php?key=20260911010004211</w:t>
         </w:r>
       </w:hyperlink>
     </w:p>
@@ -319,14 +319,14 @@
       <w:pPr>
         <w:spacing w:after="80"/>
       </w:pPr>
-      <w:hyperlink w:history="1" r:id="rIdimp2e7mnykdeydu9tchxy">
-        <w:r>
-          <w:rPr>
-            <w:rStyle w:val="Hyperlink"/>
-            <w:sz w:val="18"/>
-            <w:szCs w:val="18"/>
-          </w:rPr>
-          <w:t xml:space="preserve">코스닥 개장 - 아시아경제 — https://view.asiae.co.kr/article/2026091009023348281</w:t>
+      <w:hyperlink w:history="1" r:id="rIdb4zhsgapszacndprn13c5">
+        <w:r>
+          <w:rPr>
+            <w:rStyle w:val="Hyperlink"/>
+            <w:sz w:val="18"/>
+            <w:szCs w:val="18"/>
+          </w:rPr>
+          <w:t xml:space="preserve">유가·금리 급등 - 경제타임스 — https://www.ket.kr/news/article.html?no=40677</w:t>
         </w:r>
       </w:hyperlink>
     </w:p>
@@ -334,14 +334,14 @@
       <w:pPr>
         <w:spacing w:after="80"/>
       </w:pPr>
-      <w:hyperlink w:history="1" r:id="rId_261w42lx6exlzgejnuri">
-        <w:r>
-          <w:rPr>
-            <w:rStyle w:val="Hyperlink"/>
-            <w:sz w:val="18"/>
-            <w:szCs w:val="18"/>
-          </w:rPr>
-          <w:t xml:space="preserve">美 국채금리·물가 - 헤럴드경제 — https://biz.heraldcorp.com/article/10863371</w:t>
+      <w:hyperlink w:history="1" r:id="rIdeowhwk2p855khx-_imp-h">
+        <w:r>
+          <w:rPr>
+            <w:rStyle w:val="Hyperlink"/>
+            <w:sz w:val="18"/>
+            <w:szCs w:val="18"/>
+          </w:rPr>
+          <w:t xml:space="preserve">반도체주 약세 - 아주경제 — https://www.ajunews.com/view/20260911084625387</w:t>
         </w:r>
       </w:hyperlink>
     </w:p>
@@ -349,14 +349,14 @@
       <w:pPr>
         <w:spacing w:after="80"/>
       </w:pPr>
-      <w:hyperlink w:history="1" r:id="rIdjd5fnx7y6rani-rtf0kx5">
-        <w:r>
-          <w:rPr>
-            <w:rStyle w:val="Hyperlink"/>
-            <w:sz w:val="18"/>
-            <w:szCs w:val="18"/>
-          </w:rPr>
-          <w:t xml:space="preserve">네 마녀의 날 변동성 - 머니투데이 — https://www.mt.co.kr/stock/2026/09/09/2026090916155370075</w:t>
+      <w:hyperlink w:history="1" r:id="rIdfzusbnhuw8dfl82stf-n4">
+        <w:r>
+          <w:rPr>
+            <w:rStyle w:val="Hyperlink"/>
+            <w:sz w:val="18"/>
+            <w:szCs w:val="18"/>
+          </w:rPr>
+          <w:t xml:space="preserve">2026년 9월 2주차 경제뉴스 분석 - KORI Insight — https://koriinsight.com/2026-september-week-2-economic-news-analysis-kr/</w:t>
         </w:r>
       </w:hyperlink>
     </w:p>
@@ -364,14 +364,14 @@
       <w:pPr>
         <w:spacing w:after="80"/>
       </w:pPr>
-      <w:hyperlink w:history="1" r:id="rIdmq7l97cw79cyxfaiko-r1">
-        <w:r>
-          <w:rPr>
-            <w:rStyle w:val="Hyperlink"/>
-            <w:sz w:val="18"/>
-            <w:szCs w:val="18"/>
-          </w:rPr>
-          <w:t xml:space="preserve">오늘의 국회일정(9/10) - Queen 이코노미퀸 — http://www.queen.co.kr/news/articleView.html?idxno=463098</w:t>
+      <w:hyperlink w:history="1" r:id="rIdz32sz37doxkzgqwi3vs0q">
+        <w:r>
+          <w:rPr>
+            <w:rStyle w:val="Hyperlink"/>
+            <w:sz w:val="18"/>
+            <w:szCs w:val="18"/>
+          </w:rPr>
+          <w:t xml:space="preserve">오늘의 주요일정(정치·정부) - Queen 이코노미퀸 — http://www.queen.co.kr/news/articleView.html?idxno=463178</w:t>
         </w:r>
       </w:hyperlink>
     </w:p>
@@ -379,29 +379,14 @@
       <w:pPr>
         <w:spacing w:after="80"/>
       </w:pPr>
-      <w:hyperlink w:history="1" r:id="rIdw90ixryhpjyhadleozbm6">
-        <w:r>
-          <w:rPr>
-            <w:rStyle w:val="Hyperlink"/>
-            <w:sz w:val="18"/>
-            <w:szCs w:val="18"/>
-          </w:rPr>
-          <w:t xml:space="preserve">파병·인사 현안 - 이데일리 — https://www.edaily.co.kr/News/Read?newsId=02686326645578808</w:t>
-        </w:r>
-      </w:hyperlink>
-    </w:p>
-    <w:p>
-      <w:pPr>
-        <w:spacing w:after="80"/>
-      </w:pPr>
-      <w:hyperlink w:history="1" r:id="rIdrmwpwj2l7_rio1qrbwm95">
-        <w:r>
-          <w:rPr>
-            <w:rStyle w:val="Hyperlink"/>
-            <w:sz w:val="18"/>
-            <w:szCs w:val="18"/>
-          </w:rPr>
-          <w:t xml:space="preserve">김승원·용혜인 논란 - 오마이뉴스 — https://www.ohmynews.com/NWS_Web/View/at_pg.aspx?CNTN_CD=A0003265006</w:t>
+      <w:hyperlink w:history="1" r:id="rIdddrrfxicujmyiflljvf4t">
+        <w:r>
+          <w:rPr>
+            <w:rStyle w:val="Hyperlink"/>
+            <w:sz w:val="18"/>
+            <w:szCs w:val="18"/>
+          </w:rPr>
+          <w:t xml:space="preserve">청와대 '호르무즈 파병 미정' - 헤럴드경제 — https://biz.heraldcorp.com/article/10866918</w:t>
         </w:r>
       </w:hyperlink>
     </w:p>

--- a/05-Routines/오늘의 뉴스 요약.docx
+++ b/05-Routines/오늘의 뉴스 요약.docx
@@ -21,7 +21,20 @@
           <w:sz w:val="22"/>
           <w:szCs w:val="22"/>
         </w:rPr>
-        <w:t xml:space="preserve">2026년 9월 11일 (금)</w:t>
+        <w:t xml:space="preserve">2026년 9월 12일 (토)</w:t>
+      </w:r>
+    </w:p>
+    <w:p>
+      <w:pPr>
+        <w:spacing w:after="200"/>
+      </w:pPr>
+      <w:r>
+        <w:rPr>
+          <w:i/>
+          <w:iCs/>
+          <w:color w:val="555555"/>
+        </w:rPr>
+        <w:t xml:space="preserve">오늘은 주말이라 국회·증시 일정이 없어, 이번 주(9/7~9/11) 흐름을 정리했습니다.</w:t>
       </w:r>
     </w:p>
     <w:p>
@@ -33,7 +46,7 @@
         <w:spacing w:after="200" w:before="400"/>
       </w:pPr>
       <w:r>
-        <w:t xml:space="preserve">경제</w:t>
+        <w:t xml:space="preserve">경제 (주간 리뷰)</w:t>
       </w:r>
     </w:p>
     <w:p>
@@ -50,19 +63,19 @@
           <w:b/>
           <w:bCs/>
         </w:rPr>
-        <w:t xml:space="preserve">코스피 2.58% 급락, 6,852.16으로 7,000선 붕괴. </w:t>
-      </w:r>
-      <w:r>
-        <w:t xml:space="preserve">전 거래일보다 181.76포인트 크게 내렸습니다. 국제유가 급등과 미국 국채금리 상승, 간밤 뉴욕증시 하락 여파가 겹쳤습니다.  </w:t>
-      </w:r>
-      <w:hyperlink w:history="1" r:id="rId_ktpjf4pcimiegbo_ikpe">
-        <w:r>
-          <w:rPr>
-            <w:rStyle w:val="Hyperlink"/>
-            <w:sz w:val="18"/>
-            <w:szCs w:val="18"/>
-          </w:rPr>
-          <w:t xml:space="preserve">[자세히 보기: 아시아투데이]</w:t>
+        <w:t xml:space="preserve">이번 주 코스피 3.33%↑, 코스닥 0.88%↑ 상승 마감. </w:t>
+      </w:r>
+      <w:r>
+        <w:t xml:space="preserve">한 주 전체로 보면 오르며 마무리됐습니다.  </w:t>
+      </w:r>
+      <w:hyperlink w:history="1" r:id="rId53bzxq3emutgpukzztd8w">
+        <w:r>
+          <w:rPr>
+            <w:rStyle w:val="Hyperlink"/>
+            <w:sz w:val="18"/>
+            <w:szCs w:val="18"/>
+          </w:rPr>
+          <w:t xml:space="preserve">[자세히 보기: 헤럴드경제]</w:t>
         </w:r>
       </w:hyperlink>
     </w:p>
@@ -80,19 +93,19 @@
           <w:b/>
           <w:bCs/>
         </w:rPr>
-        <w:t xml:space="preserve">국제유가 배럴당 100달러 돌파, 미국 10년물 국채금리 5%에 육박. </w:t>
-      </w:r>
-      <w:r>
-        <w:t xml:space="preserve">미국-이란 간 군사적 충돌이 격화되면서 원유 공급 우려가 커진 게 원인입니다.  </w:t>
-      </w:r>
-      <w:hyperlink w:history="1" r:id="rIdural_hktah4hqrwfh0yg_">
-        <w:r>
-          <w:rPr>
-            <w:rStyle w:val="Hyperlink"/>
-            <w:sz w:val="18"/>
-            <w:szCs w:val="18"/>
-          </w:rPr>
-          <w:t xml:space="preserve">[자세히 보기: 경제타임스]</w:t>
+        <w:t xml:space="preserve">9일, 코스피 7,000선 회복. </w:t>
+      </w:r>
+      <w:r>
+        <w:t xml:space="preserve">오픈AI의 차세대 모델 'GPT-6 아스트라' 공개 이후 반도체주가 강하게 오른 영향입니다.  </w:t>
+      </w:r>
+      <w:hyperlink w:history="1" r:id="rId-a9qwb2kojztesagnd_dj">
+        <w:r>
+          <w:rPr>
+            <w:rStyle w:val="Hyperlink"/>
+            <w:sz w:val="18"/>
+            <w:szCs w:val="18"/>
+          </w:rPr>
+          <w:t xml:space="preserve">[자세히 보기: 헤럴드경제]</w:t>
         </w:r>
       </w:hyperlink>
     </w:p>
@@ -110,19 +123,19 @@
           <w:b/>
           <w:bCs/>
         </w:rPr>
-        <w:t xml:space="preserve">반도체주 중심으로 하락폭 확대. </w:t>
-      </w:r>
-      <w:r>
-        <w:t xml:space="preserve">금리 상승에 민감한 기술주 매도세가 이어지며 뉴욕증시의 마이크론(-4.9%), 엔비디아(-2.26%), AMD(-3.36%) 등이 약세를 보였고, 국내 반도체주도 동반 하락했습니다.  </w:t>
-      </w:r>
-      <w:hyperlink w:history="1" r:id="rIdsqzx5u4de0nu_r6yg-idf">
-        <w:r>
-          <w:rPr>
-            <w:rStyle w:val="Hyperlink"/>
-            <w:sz w:val="18"/>
-            <w:szCs w:val="18"/>
-          </w:rPr>
-          <w:t xml:space="preserve">[자세히 보기: 아주경제]</w:t>
+        <w:t xml:space="preserve">11일, 코스피 다시 6,909.91로 밀림(1.76%↓). </w:t>
+      </w:r>
+      <w:r>
+        <w:t xml:space="preserve">국제유가가 배럴당 100달러를 넘고 미국 10년물 국채금리도 5%에 육박하면서 상승분을 다시 반납했습니다.  </w:t>
+      </w:r>
+      <w:hyperlink w:history="1" r:id="rIdfammperyj6p3hlahiawa3">
+        <w:r>
+          <w:rPr>
+            <w:rStyle w:val="Hyperlink"/>
+            <w:sz w:val="18"/>
+            <w:szCs w:val="18"/>
+          </w:rPr>
+          <w:t xml:space="preserve">[자세히 보기: 머니투데이]</w:t>
         </w:r>
       </w:hyperlink>
     </w:p>
@@ -140,19 +153,19 @@
           <w:b/>
           <w:bCs/>
         </w:rPr>
-        <w:t xml:space="preserve">오늘 미국 8월 소비자물가지수(CPI) 발표 예정. </w:t>
-      </w:r>
-      <w:r>
-        <w:t xml:space="preserve">이 지표 결과에 따라 미국 연준의 금리 방향이 갈릴 핵심 변수로 꼽힙니다.  </w:t>
-      </w:r>
-      <w:hyperlink w:history="1" r:id="rIdgln3iyrc2uvqjfr7tg1pk">
-        <w:r>
-          <w:rPr>
-            <w:rStyle w:val="Hyperlink"/>
-            <w:sz w:val="18"/>
-            <w:szCs w:val="18"/>
-          </w:rPr>
-          <w:t xml:space="preserve">[자세히 보기: KORI Insight]</w:t>
+        <w:t xml:space="preserve">다음 주 전망: 중동 지정학적 리스크가 진정되지 않으면, FOMC(미국 금리 결정 회의) 이후에도 변동성이 이어질 것으로 분석됩니다. </w:t>
+      </w:r>
+      <w:r>
+        <w:t xml:space="preserve">  </w:t>
+      </w:r>
+      <w:hyperlink w:history="1" r:id="rId2bfyk9mswyka77gdviafz">
+        <w:r>
+          <w:rPr>
+            <w:rStyle w:val="Hyperlink"/>
+            <w:sz w:val="18"/>
+            <w:szCs w:val="18"/>
+          </w:rPr>
+          <w:t xml:space="preserve">[자세히 보기: 헤럴드경제]</w:t>
         </w:r>
       </w:hyperlink>
     </w:p>
@@ -182,19 +195,19 @@
           <w:b/>
           <w:bCs/>
         </w:rPr>
-        <w:t xml:space="preserve">국회 본회의, 경제 분야 대정부질문 진행. </w:t>
-      </w:r>
-      <w:r>
-        <w:t xml:space="preserve">오후 2시 본회의장에서 열렸습니다.  </w:t>
-      </w:r>
-      <w:hyperlink w:history="1" r:id="rId3pehzez8aczds0c7nofu4">
-        <w:r>
-          <w:rPr>
-            <w:rStyle w:val="Hyperlink"/>
-            <w:sz w:val="18"/>
-            <w:szCs w:val="18"/>
-          </w:rPr>
-          <w:t xml:space="preserve">[자세히 보기: Queen 이코노미퀸]</w:t>
+        <w:t xml:space="preserve">호르무즈 해협 파병에 범여권 내부 반대 확산. </w:t>
+      </w:r>
+      <w:r>
+        <w:t xml:space="preserve">조국혁신당·진보당 등도 반대 목소리를 내면서 여권 내 기류가 복잡해지고 있습니다.  </w:t>
+      </w:r>
+      <w:hyperlink w:history="1" r:id="rIdmiiifbc5xkoyyazb9uaho">
+        <w:r>
+          <w:rPr>
+            <w:rStyle w:val="Hyperlink"/>
+            <w:sz w:val="18"/>
+            <w:szCs w:val="18"/>
+          </w:rPr>
+          <w:t xml:space="preserve">[자세히 보기: 이데일리]</w:t>
         </w:r>
       </w:hyperlink>
     </w:p>
@@ -212,19 +225,19 @@
           <w:b/>
           <w:bCs/>
         </w:rPr>
-        <w:t xml:space="preserve">보건복지위원회 전체회의 개최. </w:t>
-      </w:r>
-      <w:r>
-        <w:t xml:space="preserve">소관 현안을 논의했습니다.  </w:t>
-      </w:r>
-      <w:hyperlink w:history="1" r:id="rIdtbe7fhva3ybxomlysao9r">
-        <w:r>
-          <w:rPr>
-            <w:rStyle w:val="Hyperlink"/>
-            <w:sz w:val="18"/>
-            <w:szCs w:val="18"/>
-          </w:rPr>
-          <w:t xml:space="preserve">[자세히 보기: Queen 이코노미퀸]</w:t>
+        <w:t xml:space="preserve">민주당 지도부, '정부 방침 확정 전까지 개별 대응 자제' 당부. </w:t>
+      </w:r>
+      <w:r>
+        <w:t xml:space="preserve">당내 혼선을 줄이기 위한 조치로 보입니다.  </w:t>
+      </w:r>
+      <w:hyperlink w:history="1" r:id="rIdyahtc7ftsj6cnipwd8xce">
+        <w:r>
+          <w:rPr>
+            <w:rStyle w:val="Hyperlink"/>
+            <w:sz w:val="18"/>
+            <w:szCs w:val="18"/>
+          </w:rPr>
+          <w:t xml:space="preserve">[자세히 보기: 이데일리]</w:t>
         </w:r>
       </w:hyperlink>
     </w:p>
@@ -242,19 +255,19 @@
           <w:b/>
           <w:bCs/>
         </w:rPr>
-        <w:t xml:space="preserve">청와대, '호르무즈 파병 결정된 것 없다' 선 긋기. </w:t>
-      </w:r>
-      <w:r>
-        <w:t xml:space="preserve">파병 여부는 NSC(국가안전보장회의) 상임위 논의를 거쳐 대통령이 최종 판단할 것이라는 입장입니다. NSC 상임위 회의는 9월 17일쯤 열릴 것으로 예상됩니다.  </w:t>
-      </w:r>
-      <w:hyperlink w:history="1" r:id="rId8m3yxdefbdj_ylv_dfg9s">
-        <w:r>
-          <w:rPr>
-            <w:rStyle w:val="Hyperlink"/>
-            <w:sz w:val="18"/>
-            <w:szCs w:val="18"/>
-          </w:rPr>
-          <w:t xml:space="preserve">[자세히 보기: 헤럴드경제]</w:t>
+        <w:t xml:space="preserve">한동훈, '녹취록' 공세로 김승원 법무부 장관 후보자 의혹 재점화. </w:t>
+      </w:r>
+      <w:r>
+        <w:t xml:space="preserve">논란이 예측하기 어려운 국면으로 접어들었습니다.  </w:t>
+      </w:r>
+      <w:hyperlink w:history="1" r:id="rIdboakhg1x34snosmpde22q">
+        <w:r>
+          <w:rPr>
+            <w:rStyle w:val="Hyperlink"/>
+            <w:sz w:val="18"/>
+            <w:szCs w:val="18"/>
+          </w:rPr>
+          <w:t xml:space="preserve">[자세히 보기: 파이낸셜뉴스]</w:t>
         </w:r>
       </w:hyperlink>
     </w:p>
@@ -272,19 +285,19 @@
           <w:b/>
           <w:bCs/>
         </w:rPr>
-        <w:t xml:space="preserve">국방부 현지조사팀, UAE 파견 마치고 귀국. </w:t>
-      </w:r>
-      <w:r>
-        <w:t xml:space="preserve">조사 결과는 향후 NSC 논의에서 검토될 예정입니다. 파병뿐 아니라 정찰기(P-8) 지원, 기술지원 등 다양한 방안이 함께 검토되고 있습니다.  </w:t>
-      </w:r>
-      <w:hyperlink w:history="1" r:id="rIdfrioozlmuhyjgn_q-wthl">
-        <w:r>
-          <w:rPr>
-            <w:rStyle w:val="Hyperlink"/>
-            <w:sz w:val="18"/>
-            <w:szCs w:val="18"/>
-          </w:rPr>
-          <w:t xml:space="preserve">[자세히 보기: 아시아투데이]</w:t>
+        <w:t xml:space="preserve">여당, 김승원 후보자는 방어하지만 용혜인 후보자는 흔들리는 등 복잡한 인사 정국. </w:t>
+      </w:r>
+      <w:r>
+        <w:t xml:space="preserve">장관 후보자 검증과 파병 이슈가 겹치며 여당 내부 부담이 커지고 있습니다.  </w:t>
+      </w:r>
+      <w:hyperlink w:history="1" r:id="rIdrmtzrpqbyf_wjsdtlaxhi">
+        <w:r>
+          <w:rPr>
+            <w:rStyle w:val="Hyperlink"/>
+            <w:sz w:val="18"/>
+            <w:szCs w:val="18"/>
+          </w:rPr>
+          <w:t xml:space="preserve">[자세히 보기: 파이낸셜뉴스]</w:t>
         </w:r>
       </w:hyperlink>
     </w:p>
@@ -304,14 +317,14 @@
       <w:pPr>
         <w:spacing w:after="80"/>
       </w:pPr>
-      <w:hyperlink w:history="1" r:id="rIdw88bd4fmw_sz78z8rcolv">
-        <w:r>
-          <w:rPr>
-            <w:rStyle w:val="Hyperlink"/>
-            <w:sz w:val="18"/>
-            <w:szCs w:val="18"/>
-          </w:rPr>
-          <w:t xml:space="preserve">코스피 7000선 붕괴 - 아시아투데이 — https://www.asiatoday.co.kr/kn/view.php?key=20260911010004211</w:t>
+      <w:hyperlink w:history="1" r:id="rIdlkdytuvfov8vwdft16zpw">
+        <w:r>
+          <w:rPr>
+            <w:rStyle w:val="Hyperlink"/>
+            <w:sz w:val="18"/>
+            <w:szCs w:val="18"/>
+          </w:rPr>
+          <w:t xml:space="preserve">이번주 증시 이슈 정리 - 헤럴드경제 — https://biz.heraldcorp.com/article/10870873</w:t>
         </w:r>
       </w:hyperlink>
     </w:p>
@@ -319,14 +332,14 @@
       <w:pPr>
         <w:spacing w:after="80"/>
       </w:pPr>
-      <w:hyperlink w:history="1" r:id="rIdb4zhsgapszacndprn13c5">
-        <w:r>
-          <w:rPr>
-            <w:rStyle w:val="Hyperlink"/>
-            <w:sz w:val="18"/>
-            <w:szCs w:val="18"/>
-          </w:rPr>
-          <w:t xml:space="preserve">유가·금리 급등 - 경제타임스 — https://www.ket.kr/news/article.html?no=40677</w:t>
+      <w:hyperlink w:history="1" r:id="rId6ps2x1tve13quxzburk-b">
+        <w:r>
+          <w:rPr>
+            <w:rStyle w:val="Hyperlink"/>
+            <w:sz w:val="18"/>
+            <w:szCs w:val="18"/>
+          </w:rPr>
+          <w:t xml:space="preserve">코스피 6,909.91 마감 - 머니투데이 — https://www.mt.co.kr/stock/2026/09/11/2026091115460644508</w:t>
         </w:r>
       </w:hyperlink>
     </w:p>
@@ -334,14 +347,14 @@
       <w:pPr>
         <w:spacing w:after="80"/>
       </w:pPr>
-      <w:hyperlink w:history="1" r:id="rIdeowhwk2p855khx-_imp-h">
-        <w:r>
-          <w:rPr>
-            <w:rStyle w:val="Hyperlink"/>
-            <w:sz w:val="18"/>
-            <w:szCs w:val="18"/>
-          </w:rPr>
-          <w:t xml:space="preserve">반도체주 약세 - 아주경제 — https://www.ajunews.com/view/20260911084625387</w:t>
+      <w:hyperlink w:history="1" r:id="rIdicfakcn-uzdgavkupjlsz">
+        <w:r>
+          <w:rPr>
+            <w:rStyle w:val="Hyperlink"/>
+            <w:sz w:val="18"/>
+            <w:szCs w:val="18"/>
+          </w:rPr>
+          <w:t xml:space="preserve">파병 반대·김승원 의혹 - 이데일리 — https://www.edaily.co.kr/News/Read?newsId=01836806645577824</w:t>
         </w:r>
       </w:hyperlink>
     </w:p>
@@ -349,44 +362,14 @@
       <w:pPr>
         <w:spacing w:after="80"/>
       </w:pPr>
-      <w:hyperlink w:history="1" r:id="rIdfzusbnhuw8dfl82stf-n4">
-        <w:r>
-          <w:rPr>
-            <w:rStyle w:val="Hyperlink"/>
-            <w:sz w:val="18"/>
-            <w:szCs w:val="18"/>
-          </w:rPr>
-          <w:t xml:space="preserve">2026년 9월 2주차 경제뉴스 분석 - KORI Insight — https://koriinsight.com/2026-september-week-2-economic-news-analysis-kr/</w:t>
-        </w:r>
-      </w:hyperlink>
-    </w:p>
-    <w:p>
-      <w:pPr>
-        <w:spacing w:after="80"/>
-      </w:pPr>
-      <w:hyperlink w:history="1" r:id="rIdz32sz37doxkzgqwi3vs0q">
-        <w:r>
-          <w:rPr>
-            <w:rStyle w:val="Hyperlink"/>
-            <w:sz w:val="18"/>
-            <w:szCs w:val="18"/>
-          </w:rPr>
-          <w:t xml:space="preserve">오늘의 주요일정(정치·정부) - Queen 이코노미퀸 — http://www.queen.co.kr/news/articleView.html?idxno=463178</w:t>
-        </w:r>
-      </w:hyperlink>
-    </w:p>
-    <w:p>
-      <w:pPr>
-        <w:spacing w:after="80"/>
-      </w:pPr>
-      <w:hyperlink w:history="1" r:id="rIdddrrfxicujmyiflljvf4t">
-        <w:r>
-          <w:rPr>
-            <w:rStyle w:val="Hyperlink"/>
-            <w:sz w:val="18"/>
-            <w:szCs w:val="18"/>
-          </w:rPr>
-          <w:t xml:space="preserve">청와대 '호르무즈 파병 미정' - 헤럴드경제 — https://biz.heraldcorp.com/article/10866918</w:t>
+      <w:hyperlink w:history="1" r:id="rIdapiqy7uqxhbmhwcwvql3m">
+        <w:r>
+          <w:rPr>
+            <w:rStyle w:val="Hyperlink"/>
+            <w:sz w:val="18"/>
+            <w:szCs w:val="18"/>
+          </w:rPr>
+          <w:t xml:space="preserve">복잡해진 여권 인사 정국 - 파이낸셜뉴스 — https://www.fnnews.com/news/202609100831431954</w:t>
         </w:r>
       </w:hyperlink>
     </w:p>

--- a/05-Routines/오늘의 뉴스 요약.docx
+++ b/05-Routines/오늘의 뉴스 요약.docx
@@ -21,7 +21,7 @@
           <w:sz w:val="22"/>
           <w:szCs w:val="22"/>
         </w:rPr>
-        <w:t xml:space="preserve">2026년 9월 12일 (토)</w:t>
+        <w:t xml:space="preserve">2026년 9월 13일 (일)</w:t>
       </w:r>
     </w:p>
     <w:p>
@@ -34,7 +34,7 @@
           <w:iCs/>
           <w:color w:val="555555"/>
         </w:rPr>
-        <w:t xml:space="preserve">오늘은 주말이라 국회·증시 일정이 없어, 이번 주(9/7~9/11) 흐름을 정리했습니다.</w:t>
+        <w:t xml:space="preserve">오늘은 주말이라 국회·국내 증시 일정이 없어, 국제 지표와 이번 주 정치 현안 위주로 정리했습니다.</w:t>
       </w:r>
     </w:p>
     <w:p>
@@ -46,7 +46,7 @@
         <w:spacing w:after="200" w:before="400"/>
       </w:pPr>
       <w:r>
-        <w:t xml:space="preserve">경제 (주간 리뷰)</w:t>
+        <w:t xml:space="preserve">경제</w:t>
       </w:r>
     </w:p>
     <w:p>
@@ -63,19 +63,19 @@
           <w:b/>
           <w:bCs/>
         </w:rPr>
-        <w:t xml:space="preserve">이번 주 코스피 3.33%↑, 코스닥 0.88%↑ 상승 마감. </w:t>
-      </w:r>
-      <w:r>
-        <w:t xml:space="preserve">한 주 전체로 보면 오르며 마무리됐습니다.  </w:t>
-      </w:r>
-      <w:hyperlink w:history="1" r:id="rId53bzxq3emutgpukzztd8w">
-        <w:r>
-          <w:rPr>
-            <w:rStyle w:val="Hyperlink"/>
-            <w:sz w:val="18"/>
-            <w:szCs w:val="18"/>
-          </w:rPr>
-          <w:t xml:space="preserve">[자세히 보기: 헤럴드경제]</w:t>
+        <w:t xml:space="preserve">미국 8월 CPI(소비자물가지수) 전년 대비 3.4% 상승, 예상보다 높게 나옴. </w:t>
+      </w:r>
+      <w:r>
+        <w:t xml:space="preserve">물가가 예상보다 더 올라서, 9월 FOMC(미국 금리 결정 회의)에서 금리를 올릴 가능성이 커졌다는 분석이 나옵니다.  </w:t>
+      </w:r>
+      <w:hyperlink w:history="1" r:id="rIdiajqykdykm2kk4klpf_gu">
+        <w:r>
+          <w:rPr>
+            <w:rStyle w:val="Hyperlink"/>
+            <w:sz w:val="18"/>
+            <w:szCs w:val="18"/>
+          </w:rPr>
+          <w:t xml:space="preserve">[자세히 보기: Investing.com]</w:t>
         </w:r>
       </w:hyperlink>
     </w:p>
@@ -93,19 +93,19 @@
           <w:b/>
           <w:bCs/>
         </w:rPr>
-        <w:t xml:space="preserve">9일, 코스피 7,000선 회복. </w:t>
-      </w:r>
-      <w:r>
-        <w:t xml:space="preserve">오픈AI의 차세대 모델 'GPT-6 아스트라' 공개 이후 반도체주가 강하게 오른 영향입니다.  </w:t>
-      </w:r>
-      <w:hyperlink w:history="1" r:id="rId-a9qwb2kojztesagnd_dj">
-        <w:r>
-          <w:rPr>
-            <w:rStyle w:val="Hyperlink"/>
-            <w:sz w:val="18"/>
-            <w:szCs w:val="18"/>
-          </w:rPr>
-          <w:t xml:space="preserve">[자세히 보기: 헤럴드경제]</w:t>
+        <w:t xml:space="preserve">국제유가(브렌트유) 배럴당 100달러 돌파. </w:t>
+      </w:r>
+      <w:r>
+        <w:t xml:space="preserve">중동 지역 갈등이 심해지면서 원유 공급 우려로 유가가 크게 올랐습니다.  </w:t>
+      </w:r>
+      <w:hyperlink w:history="1" r:id="rId606hmj0qbmimsutfyleg9">
+        <w:r>
+          <w:rPr>
+            <w:rStyle w:val="Hyperlink"/>
+            <w:sz w:val="18"/>
+            <w:szCs w:val="18"/>
+          </w:rPr>
+          <w:t xml:space="preserve">[자세히 보기: Investing.com]</w:t>
         </w:r>
       </w:hyperlink>
     </w:p>
@@ -123,19 +123,19 @@
           <w:b/>
           <w:bCs/>
         </w:rPr>
-        <w:t xml:space="preserve">11일, 코스피 다시 6,909.91로 밀림(1.76%↓). </w:t>
-      </w:r>
-      <w:r>
-        <w:t xml:space="preserve">국제유가가 배럴당 100달러를 넘고 미국 10년물 국채금리도 5%에 육박하면서 상승분을 다시 반납했습니다.  </w:t>
-      </w:r>
-      <w:hyperlink w:history="1" r:id="rIdfammperyj6p3hlahiawa3">
-        <w:r>
-          <w:rPr>
-            <w:rStyle w:val="Hyperlink"/>
-            <w:sz w:val="18"/>
-            <w:szCs w:val="18"/>
-          </w:rPr>
-          <w:t xml:space="preserve">[자세히 보기: 머니투데이]</w:t>
+        <w:t xml:space="preserve">미국 나스닥 1.29% 급등. </w:t>
+      </w:r>
+      <w:r>
+        <w:t xml:space="preserve">물가 지표가 안 좋게 나왔는데도 기술주 중심 나스닥 지수는 반등하는 상충된 흐름을 보였습니다.  </w:t>
+      </w:r>
+      <w:hyperlink w:history="1" r:id="rIdizn97lmyta4gdijdrdg8p">
+        <w:r>
+          <w:rPr>
+            <w:rStyle w:val="Hyperlink"/>
+            <w:sz w:val="18"/>
+            <w:szCs w:val="18"/>
+          </w:rPr>
+          <w:t xml:space="preserve">[자세히 보기: 지오의 시장 읽기]</w:t>
         </w:r>
       </w:hyperlink>
     </w:p>
@@ -153,19 +153,19 @@
           <w:b/>
           <w:bCs/>
         </w:rPr>
-        <w:t xml:space="preserve">다음 주 전망: 중동 지정학적 리스크가 진정되지 않으면, FOMC(미국 금리 결정 회의) 이후에도 변동성이 이어질 것으로 분석됩니다. </w:t>
-      </w:r>
-      <w:r>
-        <w:t xml:space="preserve">  </w:t>
-      </w:r>
-      <w:hyperlink w:history="1" r:id="rId2bfyk9mswyka77gdviafz">
-        <w:r>
-          <w:rPr>
-            <w:rStyle w:val="Hyperlink"/>
-            <w:sz w:val="18"/>
-            <w:szCs w:val="18"/>
-          </w:rPr>
-          <w:t xml:space="preserve">[자세히 보기: 헤럴드경제]</w:t>
+        <w:t xml:space="preserve">한국 8월 무역수지 347.5억 달러 흑자 유지. </w:t>
+      </w:r>
+      <w:r>
+        <w:t xml:space="preserve">수출이 늘어난 영향으로 무역수지 흑자 기조가 이어지고 있습니다.  </w:t>
+      </w:r>
+      <w:hyperlink w:history="1" r:id="rId5jyilatzt7sj9hj-wxc_l">
+        <w:r>
+          <w:rPr>
+            <w:rStyle w:val="Hyperlink"/>
+            <w:sz w:val="18"/>
+            <w:szCs w:val="18"/>
+          </w:rPr>
+          <w:t xml:space="preserve">[자세히 보기: 지오의 시장 읽기]</w:t>
         </w:r>
       </w:hyperlink>
     </w:p>
@@ -195,19 +195,19 @@
           <w:b/>
           <w:bCs/>
         </w:rPr>
-        <w:t xml:space="preserve">호르무즈 해협 파병에 범여권 내부 반대 확산. </w:t>
-      </w:r>
-      <w:r>
-        <w:t xml:space="preserve">조국혁신당·진보당 등도 반대 목소리를 내면서 여권 내 기류가 복잡해지고 있습니다.  </w:t>
-      </w:r>
-      <w:hyperlink w:history="1" r:id="rIdmiiifbc5xkoyyazb9uaho">
-        <w:r>
-          <w:rPr>
-            <w:rStyle w:val="Hyperlink"/>
-            <w:sz w:val="18"/>
-            <w:szCs w:val="18"/>
-          </w:rPr>
-          <w:t xml:space="preserve">[자세히 보기: 이데일리]</w:t>
+        <w:t xml:space="preserve">이재명 대통령, '호르무즈 파병 아직 진척 없다'. </w:t>
+      </w:r>
+      <w:r>
+        <w:t xml:space="preserve">현재로서는 '파병'이라는 표현 자체가 적절하지 않다며 신중한 입장을 밝혔습니다.  </w:t>
+      </w:r>
+      <w:hyperlink w:history="1" r:id="rIdickp3-8zoabfjqq70kwls">
+        <w:r>
+          <w:rPr>
+            <w:rStyle w:val="Hyperlink"/>
+            <w:sz w:val="18"/>
+            <w:szCs w:val="18"/>
+          </w:rPr>
+          <w:t xml:space="preserve">[자세히 보기: MBC]</w:t>
         </w:r>
       </w:hyperlink>
     </w:p>
@@ -225,19 +225,19 @@
           <w:b/>
           <w:bCs/>
         </w:rPr>
-        <w:t xml:space="preserve">민주당 지도부, '정부 방침 확정 전까지 개별 대응 자제' 당부. </w:t>
-      </w:r>
-      <w:r>
-        <w:t xml:space="preserve">당내 혼선을 줄이기 위한 조치로 보입니다.  </w:t>
-      </w:r>
-      <w:hyperlink w:history="1" r:id="rIdyahtc7ftsj6cnipwd8xce">
-        <w:r>
-          <w:rPr>
-            <w:rStyle w:val="Hyperlink"/>
-            <w:sz w:val="18"/>
-            <w:szCs w:val="18"/>
-          </w:rPr>
-          <w:t xml:space="preserve">[자세히 보기: 이데일리]</w:t>
+        <w:t xml:space="preserve">정부, '미국 요구보다 우리 상선·자원 안전이 최우선'. </w:t>
+      </w:r>
+      <w:r>
+        <w:t xml:space="preserve">우리나라 원유 수입의 70%가 호르무즈 해협 등 중동 항로에 의존하는 만큼, 전쟁 개입 문제와 우리 배의 안전 항행 확보 문제는 구분해서 봐야 한다고 강조했습니다.  </w:t>
+      </w:r>
+      <w:hyperlink w:history="1" r:id="rIdu8i6ggkqpgjpbrj1-hkkd">
+        <w:r>
+          <w:rPr>
+            <w:rStyle w:val="Hyperlink"/>
+            <w:sz w:val="18"/>
+            <w:szCs w:val="18"/>
+          </w:rPr>
+          <w:t xml:space="preserve">[자세히 보기: MBC]</w:t>
         </w:r>
       </w:hyperlink>
     </w:p>
@@ -255,19 +255,19 @@
           <w:b/>
           <w:bCs/>
         </w:rPr>
-        <w:t xml:space="preserve">한동훈, '녹취록' 공세로 김승원 법무부 장관 후보자 의혹 재점화. </w:t>
-      </w:r>
-      <w:r>
-        <w:t xml:space="preserve">논란이 예측하기 어려운 국면으로 접어들었습니다.  </w:t>
-      </w:r>
-      <w:hyperlink w:history="1" r:id="rIdboakhg1x34snosmpde22q">
-        <w:r>
-          <w:rPr>
-            <w:rStyle w:val="Hyperlink"/>
-            <w:sz w:val="18"/>
-            <w:szCs w:val="18"/>
-          </w:rPr>
-          <w:t xml:space="preserve">[자세히 보기: 파이낸셜뉴스]</w:t>
+        <w:t xml:space="preserve">이재명 대통령 지지율 38%, 취임 후 최저치. </w:t>
+      </w:r>
+      <w:r>
+        <w:t xml:space="preserve">한국갤럽이 9월 8~10일 실시한 조사에서 부정 평가는 51%로 집계됐습니다.  </w:t>
+      </w:r>
+      <w:hyperlink w:history="1" r:id="rId2mpeaidfovfswggm69pqn">
+        <w:r>
+          <w:rPr>
+            <w:rStyle w:val="Hyperlink"/>
+            <w:sz w:val="18"/>
+            <w:szCs w:val="18"/>
+          </w:rPr>
+          <w:t xml:space="preserve">[자세히 보기: CBC뉴스]</w:t>
         </w:r>
       </w:hyperlink>
     </w:p>
@@ -285,19 +285,19 @@
           <w:b/>
           <w:bCs/>
         </w:rPr>
-        <w:t xml:space="preserve">여당, 김승원 후보자는 방어하지만 용혜인 후보자는 흔들리는 등 복잡한 인사 정국. </w:t>
-      </w:r>
-      <w:r>
-        <w:t xml:space="preserve">장관 후보자 검증과 파병 이슈가 겹치며 여당 내부 부담이 커지고 있습니다.  </w:t>
-      </w:r>
-      <w:hyperlink w:history="1" r:id="rIdrmtzrpqbyf_wjsdtlaxhi">
-        <w:r>
-          <w:rPr>
-            <w:rStyle w:val="Hyperlink"/>
-            <w:sz w:val="18"/>
-            <w:szCs w:val="18"/>
-          </w:rPr>
-          <w:t xml:space="preserve">[자세히 보기: 파이낸셜뉴스]</w:t>
+        <w:t xml:space="preserve">호르무즈 파병에 반대 여론 우세, 시민사회 반대 기자회견도 개최. </w:t>
+      </w:r>
+      <w:r>
+        <w:t xml:space="preserve">여론조사에서도, 시민사회에서도 파병에 대한 우려의 목소리가 큰 상황입니다.  </w:t>
+      </w:r>
+      <w:hyperlink w:history="1" r:id="rIdubqaacu_eetyewo2kf5dm">
+        <w:r>
+          <w:rPr>
+            <w:rStyle w:val="Hyperlink"/>
+            <w:sz w:val="18"/>
+            <w:szCs w:val="18"/>
+          </w:rPr>
+          <w:t xml:space="preserve">[자세히 보기: 참여연대]</w:t>
         </w:r>
       </w:hyperlink>
     </w:p>
@@ -317,14 +317,14 @@
       <w:pPr>
         <w:spacing w:after="80"/>
       </w:pPr>
-      <w:hyperlink w:history="1" r:id="rIdlkdytuvfov8vwdft16zpw">
-        <w:r>
-          <w:rPr>
-            <w:rStyle w:val="Hyperlink"/>
-            <w:sz w:val="18"/>
-            <w:szCs w:val="18"/>
-          </w:rPr>
-          <w:t xml:space="preserve">이번주 증시 이슈 정리 - 헤럴드경제 — https://biz.heraldcorp.com/article/10870873</w:t>
+      <w:hyperlink w:history="1" r:id="rIdrme8x5t31pp0yohcpirzc">
+        <w:r>
+          <w:rPr>
+            <w:rStyle w:val="Hyperlink"/>
+            <w:sz w:val="18"/>
+            <w:szCs w:val="18"/>
+          </w:rPr>
+          <w:t xml:space="preserve">美 CPI·유가 100달러 - Investing.com — https://kr.investing.com/news/economy-news/article-2086198</w:t>
         </w:r>
       </w:hyperlink>
     </w:p>
@@ -332,14 +332,14 @@
       <w:pPr>
         <w:spacing w:after="80"/>
       </w:pPr>
-      <w:hyperlink w:history="1" r:id="rId6ps2x1tve13quxzburk-b">
-        <w:r>
-          <w:rPr>
-            <w:rStyle w:val="Hyperlink"/>
-            <w:sz w:val="18"/>
-            <w:szCs w:val="18"/>
-          </w:rPr>
-          <w:t xml:space="preserve">코스피 6,909.91 마감 - 머니투데이 — https://www.mt.co.kr/stock/2026/09/11/2026091115460644508</w:t>
+      <w:hyperlink w:history="1" r:id="rIdbo11tcr7svfzxj_f0mh6-">
+        <w:r>
+          <w:rPr>
+            <w:rStyle w:val="Hyperlink"/>
+            <w:sz w:val="18"/>
+            <w:szCs w:val="18"/>
+          </w:rPr>
+          <w:t xml:space="preserve">시장 읽기(9/13) - New1CM — https://www.new1cm.com/2026/09/2026-09-13-100.html</w:t>
         </w:r>
       </w:hyperlink>
     </w:p>
@@ -347,14 +347,14 @@
       <w:pPr>
         <w:spacing w:after="80"/>
       </w:pPr>
-      <w:hyperlink w:history="1" r:id="rIdicfakcn-uzdgavkupjlsz">
-        <w:r>
-          <w:rPr>
-            <w:rStyle w:val="Hyperlink"/>
-            <w:sz w:val="18"/>
-            <w:szCs w:val="18"/>
-          </w:rPr>
-          <w:t xml:space="preserve">파병 반대·김승원 의혹 - 이데일리 — https://www.edaily.co.kr/News/Read?newsId=01836806645577824</w:t>
+      <w:hyperlink w:history="1" r:id="rIdor2izaypkfzbn-tndvrap">
+        <w:r>
+          <w:rPr>
+            <w:rStyle w:val="Hyperlink"/>
+            <w:sz w:val="18"/>
+            <w:szCs w:val="18"/>
+          </w:rPr>
+          <w:t xml:space="preserve">李대통령 '파병 진척 없어' - MBC — https://imnews.imbc.com/news/2026/politics/article/6849692_36911.html</w:t>
         </w:r>
       </w:hyperlink>
     </w:p>
@@ -362,14 +362,29 @@
       <w:pPr>
         <w:spacing w:after="80"/>
       </w:pPr>
-      <w:hyperlink w:history="1" r:id="rIdapiqy7uqxhbmhwcwvql3m">
-        <w:r>
-          <w:rPr>
-            <w:rStyle w:val="Hyperlink"/>
-            <w:sz w:val="18"/>
-            <w:szCs w:val="18"/>
-          </w:rPr>
-          <w:t xml:space="preserve">복잡해진 여권 인사 정국 - 파이낸셜뉴스 — https://www.fnnews.com/news/202609100831431954</w:t>
+      <w:hyperlink w:history="1" r:id="rIdkvrqyfoiqgkwgebd1yeof">
+        <w:r>
+          <w:rPr>
+            <w:rStyle w:val="Hyperlink"/>
+            <w:sz w:val="18"/>
+            <w:szCs w:val="18"/>
+          </w:rPr>
+          <w:t xml:space="preserve">이재명 지지율 최저치 - CBC뉴스 — https://www.cbci.co.kr/news/articleView.html?idxno=605903</w:t>
+        </w:r>
+      </w:hyperlink>
+    </w:p>
+    <w:p>
+      <w:pPr>
+        <w:spacing w:after="80"/>
+      </w:pPr>
+      <w:hyperlink w:history="1" r:id="rId8fynohmgcycwub7r_l_jv">
+        <w:r>
+          <w:rPr>
+            <w:rStyle w:val="Hyperlink"/>
+            <w:sz w:val="18"/>
+            <w:szCs w:val="18"/>
+          </w:rPr>
+          <w:t xml:space="preserve">파병 반대 기자회견 - 참여연대 — https://peoplepower21.org/peace/2028829</w:t>
         </w:r>
       </w:hyperlink>
     </w:p>
